--- a/doc/詩/宋朝/趙師秀/趙師秀-約客.docx
+++ b/doc/詩/宋朝/趙師秀/趙師秀-約客.docx
@@ -1,6 +1,6 @@
 
 <file path=word/document.xml><?xml version="1.0" encoding="utf-8"?>
-<w:document xmlns:wpc="http://schemas.microsoft.com/office/word/2010/wordprocessingCanvas" xmlns:cx="http://schemas.microsoft.com/office/drawing/2014/chartex" xmlns:cx1="http://schemas.microsoft.com/office/drawing/2015/9/8/chartex" xmlns:cx2="http://schemas.microsoft.com/office/drawing/2015/10/21/chartex" xmlns:cx3="http://schemas.microsoft.com/office/drawing/2016/5/9/chartex" xmlns:cx4="http://schemas.microsoft.com/office/drawing/2016/5/10/chartex" xmlns:cx5="http://schemas.microsoft.com/office/drawing/2016/5/11/chartex" xmlns:cx6="http://schemas.microsoft.com/office/drawing/2016/5/12/chartex" xmlns:cx7="http://schemas.microsoft.com/office/drawing/2016/5/13/chartex" xmlns:cx8="http://schemas.microsoft.com/office/drawing/2016/5/14/chartex" xmlns:mc="http://schemas.openxmlformats.org/markup-compatibility/2006" xmlns:aink="http://schemas.microsoft.com/office/drawing/2016/ink" xmlns:am3d="http://schemas.microsoft.com/office/drawing/2017/model3d" xmlns:o="urn:schemas-microsoft-com:office:office" xmlns:oel="http://schemas.microsoft.com/office/2019/extlst" xmlns:r="http://schemas.openxmlformats.org/officeDocument/2006/relationships" xmlns:m="http://schemas.openxmlformats.org/officeDocument/2006/math" xmlns:v="urn:schemas-microsoft-com:vml" xmlns:wp14="http://schemas.microsoft.com/office/word/2010/wordprocessingDrawing" xmlns:wp="http://schemas.openxmlformats.org/drawingml/2006/wordprocessingDrawing" xmlns:w10="urn:schemas-microsoft-com:office:word" xmlns:w="http://schemas.openxmlformats.org/wordprocessingml/2006/main" xmlns:w14="http://schemas.microsoft.com/office/word/2010/wordml" xmlns:w15="http://schemas.microsoft.com/office/word/2012/wordml" xmlns:w16cex="http://schemas.microsoft.com/office/word/2018/wordml/cex" xmlns:w16cid="http://schemas.microsoft.com/office/word/2016/wordml/cid" xmlns:w16="http://schemas.microsoft.com/office/word/2018/wordml" xmlns:w16du="http://schemas.microsoft.com/office/word/2023/wordml/word16du" xmlns:w16sdtdh="http://schemas.microsoft.com/office/word/2020/wordml/sdtdatahash" xmlns:w16se="http://schemas.microsoft.com/office/word/2015/wordml/symex" xmlns:wpg="http://schemas.microsoft.com/office/word/2010/wordprocessingGroup" xmlns:wpi="http://schemas.microsoft.com/office/word/2010/wordprocessingInk" xmlns:wne="http://schemas.microsoft.com/office/word/2006/wordml" xmlns:wps="http://schemas.microsoft.com/office/word/2010/wordprocessingShape" mc:Ignorable="w14 w15 w16se w16cid w16 w16cex w16sdtdh wp14">
+<w:document xmlns:wpc="http://schemas.microsoft.com/office/word/2010/wordprocessingCanvas" xmlns:cx="http://schemas.microsoft.com/office/drawing/2014/chartex" xmlns:cx1="http://schemas.microsoft.com/office/drawing/2015/9/8/chartex" xmlns:cx2="http://schemas.microsoft.com/office/drawing/2015/10/21/chartex" xmlns:cx3="http://schemas.microsoft.com/office/drawing/2016/5/9/chartex" xmlns:cx4="http://schemas.microsoft.com/office/drawing/2016/5/10/chartex" xmlns:cx5="http://schemas.microsoft.com/office/drawing/2016/5/11/chartex" xmlns:cx6="http://schemas.microsoft.com/office/drawing/2016/5/12/chartex" xmlns:cx7="http://schemas.microsoft.com/office/drawing/2016/5/13/chartex" xmlns:cx8="http://schemas.microsoft.com/office/drawing/2016/5/14/chartex" xmlns:mc="http://schemas.openxmlformats.org/markup-compatibility/2006" xmlns:aink="http://schemas.microsoft.com/office/drawing/2016/ink" xmlns:am3d="http://schemas.microsoft.com/office/drawing/2017/model3d" xmlns:o="urn:schemas-microsoft-com:office:office" xmlns:r="http://schemas.openxmlformats.org/officeDocument/2006/relationships" xmlns:m="http://schemas.openxmlformats.org/officeDocument/2006/math" xmlns:v="urn:schemas-microsoft-com:vml" xmlns:wp14="http://schemas.microsoft.com/office/word/2010/wordprocessingDrawing" xmlns:wp="http://schemas.openxmlformats.org/drawingml/2006/wordprocessingDrawing" xmlns:w10="urn:schemas-microsoft-com:office:word" xmlns:w="http://schemas.openxmlformats.org/wordprocessingml/2006/main" xmlns:w14="http://schemas.microsoft.com/office/word/2010/wordml" xmlns:w15="http://schemas.microsoft.com/office/word/2012/wordml" xmlns:w16cex="http://schemas.microsoft.com/office/word/2018/wordml/cex" xmlns:w16cid="http://schemas.microsoft.com/office/word/2016/wordml/cid" xmlns:w16="http://schemas.microsoft.com/office/word/2018/wordml" xmlns:w16sdtdh="http://schemas.microsoft.com/office/word/2020/wordml/sdtdatahash" xmlns:w16se="http://schemas.microsoft.com/office/word/2015/wordml/symex" xmlns:wpg="http://schemas.microsoft.com/office/word/2010/wordprocessingGroup" xmlns:wpi="http://schemas.microsoft.com/office/word/2010/wordprocessingInk" xmlns:wne="http://schemas.microsoft.com/office/word/2006/wordml" xmlns:wps="http://schemas.microsoft.com/office/word/2010/wordprocessingShape" mc:Ignorable="w14 w15 w16se w16cid w16 w16cex w16sdtdh wp14">
   <w:body>
     <w:p>
       <w:pPr>
@@ -10,7 +10,6 @@
           <w:sz w:val="52"/>
         </w:rPr>
       </w:pPr>
-      <w:proofErr w:type="gramStart"/>
       <w:r>
         <w:rPr>
           <w:rFonts w:hint="eastAsia"/>
@@ -19,7 +18,6 @@
         </w:rPr>
         <w:t>趙師秀</w:t>
       </w:r>
-      <w:proofErr w:type="gramEnd"/>
       <w:r>
         <w:rPr>
           <w:rFonts w:hint="eastAsia"/>
@@ -52,7 +50,7 @@
           <w:sz w:val="44"/>
           <w:szCs w:val="44"/>
         </w:rPr>
-        <w:t xml:space="preserve">               </w:t>
+        <w:t xml:space="preserve">            </w:t>
       </w:r>
       <w:r>
         <w:rPr>
@@ -269,36 +267,26 @@
         </w:rPr>
         <w:t>。</w:t>
       </w:r>
-    </w:p>
-    <w:p>
-      <w:pPr>
-        <w:spacing w:after="0" w:line="480" w:lineRule="exact"/>
-        <w:ind w:left="0" w:right="0" w:firstLine="0"/>
-        <w:rPr>
-          <w:szCs w:val="28"/>
-        </w:rPr>
-      </w:pPr>
-      <w:r>
-        <w:rPr>
-          <w:rFonts w:hint="eastAsia"/>
-          <w:szCs w:val="28"/>
-        </w:rPr>
-        <w:t>詩人（</w:t>
-      </w:r>
-      <w:r>
-        <w:rPr>
-          <w:rFonts w:hint="eastAsia"/>
-          <w:szCs w:val="28"/>
-          <w:u w:val="single"/>
-        </w:rPr>
-        <w:t>趙師秀</w:t>
-      </w:r>
-      <w:r>
-        <w:rPr>
-          <w:rFonts w:hint="eastAsia"/>
-          <w:szCs w:val="28"/>
-        </w:rPr>
-        <w:t>）無聊地輕敲棋子，震落了燈花。</w:t>
+      <w:r>
+        <w:rPr>
+          <w:rFonts w:hint="eastAsia"/>
+          <w:szCs w:val="28"/>
+        </w:rPr>
+        <w:t>詩人無聊</w:t>
+      </w:r>
+      <w:r>
+        <w:rPr>
+          <w:rFonts w:hint="eastAsia"/>
+          <w:szCs w:val="28"/>
+        </w:rPr>
+        <w:t>的</w:t>
+      </w:r>
+      <w:r>
+        <w:rPr>
+          <w:rFonts w:hint="eastAsia"/>
+          <w:szCs w:val="28"/>
+        </w:rPr>
+        <w:t>輕敲棋子，震落了燈花。</w:t>
       </w:r>
     </w:p>
     <w:p>
@@ -325,10 +313,10 @@
         <w:pStyle w:val="a9"/>
         <w:numPr>
           <w:ilvl w:val="0"/>
-          <w:numId w:val="41"/>
+          <w:numId w:val="46"/>
         </w:numPr>
-        <w:spacing w:after="0" w:line="440" w:lineRule="exact"/>
-        <w:ind w:leftChars="0" w:left="340" w:right="0"/>
+        <w:spacing w:after="0" w:line="420" w:lineRule="exact"/>
+        <w:ind w:leftChars="0" w:left="425" w:right="0" w:hanging="426"/>
         <w:rPr>
           <w:color w:val="0F0F0F"/>
           <w:sz w:val="30"/>
@@ -361,10 +349,11 @@
         <w:pStyle w:val="a9"/>
         <w:numPr>
           <w:ilvl w:val="0"/>
-          <w:numId w:val="41"/>
+          <w:numId w:val="46"/>
         </w:numPr>
-        <w:spacing w:after="0" w:line="440" w:lineRule="exact"/>
-        <w:ind w:leftChars="0" w:left="340" w:right="0"/>
+        <w:spacing w:after="0" w:line="420" w:lineRule="exact"/>
+        <w:ind w:leftChars="0" w:left="425" w:right="0" w:hanging="426"/>
+        <w:jc w:val="both"/>
         <w:rPr>
           <w:color w:val="0F0F0F"/>
           <w:sz w:val="30"/>
@@ -397,7 +386,43 @@
           <w:sz w:val="30"/>
           <w:szCs w:val="30"/>
         </w:rPr>
-        <w:t>梅子黃了，熟了，大都是陰雨綿綿的時候，稱爲“梅雨季節”，所以稱</w:t>
+        <w:t>梅子黃熟了，大都是陰雨綿綿的時候，稱爲</w:t>
+      </w:r>
+      <w:r>
+        <w:rPr>
+          <w:rFonts w:hint="eastAsia"/>
+          <w:color w:val="0F0F0F"/>
+          <w:sz w:val="30"/>
+          <w:szCs w:val="30"/>
+        </w:rPr>
+        <w:t>「</w:t>
+      </w:r>
+      <w:r>
+        <w:rPr>
+          <w:rFonts w:hint="eastAsia"/>
+          <w:color w:val="0F0F0F"/>
+          <w:sz w:val="30"/>
+          <w:szCs w:val="30"/>
+        </w:rPr>
+        <w:t>梅雨季節</w:t>
+      </w:r>
+      <w:r>
+        <w:rPr>
+          <w:rFonts w:hint="eastAsia"/>
+          <w:color w:val="0F0F0F"/>
+          <w:sz w:val="30"/>
+          <w:szCs w:val="30"/>
+        </w:rPr>
+        <w:t>」</w:t>
+      </w:r>
+      <w:r>
+        <w:rPr>
+          <w:rFonts w:hint="eastAsia"/>
+          <w:color w:val="0F0F0F"/>
+          <w:sz w:val="30"/>
+          <w:szCs w:val="30"/>
+        </w:rPr>
+        <w:t>，所以稱</w:t>
       </w:r>
       <w:r>
         <w:rPr>
@@ -416,7 +441,43 @@
           <w:sz w:val="30"/>
           <w:szCs w:val="30"/>
         </w:rPr>
-        <w:t>雨季爲“黃梅時節”。意思就是夏初</w:t>
+        <w:t>雨季爲</w:t>
+      </w:r>
+      <w:r>
+        <w:rPr>
+          <w:rFonts w:hint="eastAsia"/>
+          <w:color w:val="0F0F0F"/>
+          <w:sz w:val="30"/>
+          <w:szCs w:val="30"/>
+        </w:rPr>
+        <w:t>「</w:t>
+      </w:r>
+      <w:r>
+        <w:rPr>
+          <w:rFonts w:hint="eastAsia"/>
+          <w:color w:val="0F0F0F"/>
+          <w:sz w:val="30"/>
+          <w:szCs w:val="30"/>
+        </w:rPr>
+        <w:t>黃梅時節</w:t>
+      </w:r>
+      <w:r>
+        <w:rPr>
+          <w:rFonts w:hint="eastAsia"/>
+          <w:color w:val="0F0F0F"/>
+          <w:sz w:val="30"/>
+          <w:szCs w:val="30"/>
+        </w:rPr>
+        <w:t>」</w:t>
+      </w:r>
+      <w:r>
+        <w:rPr>
+          <w:rFonts w:hint="eastAsia"/>
+          <w:color w:val="0F0F0F"/>
+          <w:sz w:val="30"/>
+          <w:szCs w:val="30"/>
+        </w:rPr>
+        <w:t>。意思就是夏初</w:t>
       </w:r>
       <w:r>
         <w:rPr>
@@ -441,10 +502,10 @@
     <w:p>
       <w:pPr>
         <w:pStyle w:val="a9"/>
-        <w:spacing w:after="0" w:line="440" w:lineRule="exact"/>
-        <w:ind w:leftChars="0" w:left="340" w:right="0" w:firstLine="0"/>
-        <w:rPr>
-          <w:rFonts w:hint="eastAsia"/>
+        <w:spacing w:after="0" w:line="420" w:lineRule="exact"/>
+        <w:ind w:leftChars="0" w:left="425" w:right="0" w:firstLine="0"/>
+        <w:jc w:val="both"/>
+        <w:rPr>
           <w:szCs w:val="28"/>
         </w:rPr>
       </w:pPr>
@@ -537,10 +598,10 @@
         <w:pStyle w:val="a9"/>
         <w:numPr>
           <w:ilvl w:val="0"/>
-          <w:numId w:val="41"/>
+          <w:numId w:val="46"/>
         </w:numPr>
-        <w:spacing w:after="0" w:line="440" w:lineRule="exact"/>
-        <w:ind w:leftChars="0" w:left="340" w:right="0"/>
+        <w:spacing w:after="0" w:line="420" w:lineRule="exact"/>
+        <w:ind w:leftChars="0" w:left="425" w:right="0" w:hanging="426"/>
         <w:rPr>
           <w:color w:val="0F0F0F"/>
           <w:sz w:val="30"/>
@@ -554,7 +615,7 @@
           <w:sz w:val="30"/>
           <w:szCs w:val="30"/>
         </w:rPr>
-        <w:t>家家雨：家家戶戶都趕上下雨。形容處處都在下雨。</w:t>
+        <w:t>家家雨：形容處處都在下雨。</w:t>
       </w:r>
     </w:p>
     <w:p>
@@ -562,10 +623,10 @@
         <w:pStyle w:val="a9"/>
         <w:numPr>
           <w:ilvl w:val="0"/>
-          <w:numId w:val="41"/>
+          <w:numId w:val="46"/>
         </w:numPr>
-        <w:spacing w:after="0" w:line="440" w:lineRule="exact"/>
-        <w:ind w:leftChars="0" w:left="340" w:right="0"/>
+        <w:spacing w:after="0" w:line="420" w:lineRule="exact"/>
+        <w:ind w:leftChars="0" w:left="425" w:right="0" w:hanging="426"/>
         <w:rPr>
           <w:color w:val="0F0F0F"/>
           <w:sz w:val="30"/>
@@ -598,10 +659,10 @@
         <w:pStyle w:val="a9"/>
         <w:numPr>
           <w:ilvl w:val="0"/>
-          <w:numId w:val="41"/>
+          <w:numId w:val="46"/>
         </w:numPr>
-        <w:spacing w:after="0" w:line="440" w:lineRule="exact"/>
-        <w:ind w:leftChars="0" w:left="340" w:right="0"/>
+        <w:spacing w:after="0" w:line="420" w:lineRule="exact"/>
+        <w:ind w:leftChars="0" w:left="425" w:right="0" w:hanging="426"/>
         <w:rPr>
           <w:color w:val="0F0F0F"/>
           <w:sz w:val="30"/>
@@ -623,10 +684,10 @@
         <w:pStyle w:val="a9"/>
         <w:numPr>
           <w:ilvl w:val="0"/>
-          <w:numId w:val="41"/>
+          <w:numId w:val="46"/>
         </w:numPr>
-        <w:spacing w:after="0" w:line="440" w:lineRule="exact"/>
-        <w:ind w:leftChars="0" w:left="340" w:right="0"/>
+        <w:spacing w:after="0" w:line="420" w:lineRule="exact"/>
+        <w:ind w:leftChars="0" w:left="425" w:right="0" w:hanging="426"/>
         <w:rPr>
           <w:color w:val="0F0F0F"/>
           <w:sz w:val="30"/>
@@ -741,17 +802,11 @@
       <w:pPr>
         <w:spacing w:after="0" w:line="440" w:lineRule="exact"/>
         <w:ind w:left="-6" w:right="0" w:hanging="11"/>
+        <w:jc w:val="both"/>
         <w:rPr>
           <w:bCs/>
           <w:szCs w:val="28"/>
         </w:rPr>
-        <w:sectPr>
-          <w:footerReference w:type="default" r:id="rId9"/>
-          <w:pgSz w:w="11906" w:h="16838"/>
-          <w:pgMar w:top="567" w:right="851" w:bottom="567" w:left="851" w:header="0" w:footer="0" w:gutter="0"/>
-          <w:cols w:space="720"/>
-          <w:docGrid w:linePitch="381"/>
-        </w:sectPr>
       </w:pPr>
       <w:r>
         <w:rPr>
@@ -766,16 +821,9 @@
           <w:rFonts w:hint="eastAsia"/>
           <w:bCs/>
           <w:szCs w:val="28"/>
-        </w:rPr>
-        <w:t>前二句交待了當時的環境和</w:t>
-      </w:r>
-      <w:r>
-        <w:rPr>
-          <w:rFonts w:hint="eastAsia"/>
-          <w:b/>
-          <w:szCs w:val="28"/>
-        </w:rPr>
-        <w:t>時令</w:t>
+          <w:u w:val="single"/>
+        </w:rPr>
+        <w:t>宋代</w:t>
       </w:r>
       <w:r>
         <w:rPr>
@@ -783,7 +831,7 @@
           <w:bCs/>
           <w:szCs w:val="28"/>
         </w:rPr>
-        <w:t>。“黃梅”、“雨”、“池塘”、“蛙聲”，寫出了</w:t>
+        <w:t>詩人</w:t>
       </w:r>
       <w:r>
         <w:rPr>
@@ -792,7 +840,7 @@
           <w:szCs w:val="28"/>
           <w:u w:val="single"/>
         </w:rPr>
-        <w:t>江南</w:t>
+        <w:t>趙師秀</w:t>
       </w:r>
       <w:r>
         <w:rPr>
@@ -800,493 +848,273 @@
           <w:bCs/>
           <w:szCs w:val="28"/>
         </w:rPr>
-        <w:t>梅雨季節的夏夜之景：雨聲不斷，</w:t>
-      </w:r>
-      <w:proofErr w:type="gramStart"/>
+        <w:t>的《約客》（又稱《有約》）是一首傳誦千古的七言絕句</w:t>
+      </w:r>
       <w:r>
         <w:rPr>
           <w:rFonts w:hint="eastAsia"/>
           <w:bCs/>
           <w:szCs w:val="28"/>
         </w:rPr>
-        <w:t>蛙聲一片</w:t>
-      </w:r>
-      <w:proofErr w:type="gramEnd"/>
-      <w:r>
-        <w:rPr>
-          <w:rFonts w:hint="eastAsia"/>
-          <w:bCs/>
-          <w:szCs w:val="28"/>
-        </w:rPr>
-        <w:t>。讀來使人如身臨其境，彷彿細雨就在身邊飄，</w:t>
-      </w:r>
-      <w:proofErr w:type="gramStart"/>
-      <w:r>
-        <w:rPr>
-          <w:rFonts w:hint="eastAsia"/>
-          <w:bCs/>
-          <w:szCs w:val="28"/>
-        </w:rPr>
-        <w:t>蛙聲就</w:t>
-      </w:r>
-      <w:proofErr w:type="gramEnd"/>
-      <w:r>
-        <w:rPr>
-          <w:rFonts w:hint="eastAsia"/>
-          <w:bCs/>
-          <w:szCs w:val="28"/>
-        </w:rPr>
-        <w:t>在</w:t>
-      </w:r>
-      <w:proofErr w:type="gramStart"/>
-      <w:r>
-        <w:rPr>
-          <w:rFonts w:hint="eastAsia"/>
-          <w:bCs/>
-          <w:szCs w:val="28"/>
-        </w:rPr>
-        <w:t>身邊響</w:t>
-      </w:r>
-      <w:proofErr w:type="gramEnd"/>
-      <w:r>
-        <w:rPr>
-          <w:rFonts w:hint="eastAsia"/>
-          <w:bCs/>
-          <w:szCs w:val="28"/>
-        </w:rPr>
-        <w:t>。這看似表現得很“熱鬧”的環境，實際上詩人要反襯出它的“寂靜”。</w:t>
-      </w:r>
-      <w:r>
-        <w:rPr>
-          <w:bCs/>
-          <w:szCs w:val="28"/>
-        </w:rPr>
-        <w:t xml:space="preserve"> 後二句點出了人物和事情。主人耐心地而又有幾分焦急地等</w:t>
-      </w:r>
-      <w:r>
-        <w:rPr>
-          <w:rFonts w:hint="eastAsia"/>
-          <w:bCs/>
-          <w:szCs w:val="28"/>
-        </w:rPr>
-        <w:t>著</w:t>
-      </w:r>
-      <w:r>
-        <w:rPr>
-          <w:rFonts w:hint="eastAsia"/>
-          <w:bCs/>
-          <w:szCs w:val="28"/>
-        </w:rPr>
-        <w:t>，</w:t>
-      </w:r>
-      <w:proofErr w:type="gramStart"/>
-      <w:r>
-        <w:rPr>
-          <w:rFonts w:hint="eastAsia"/>
-          <w:bCs/>
-          <w:szCs w:val="28"/>
-        </w:rPr>
-        <w:t>沒事可幹</w:t>
-      </w:r>
-      <w:proofErr w:type="gramEnd"/>
-      <w:r>
-        <w:rPr>
-          <w:rFonts w:hint="eastAsia"/>
-          <w:bCs/>
-          <w:szCs w:val="28"/>
-        </w:rPr>
-        <w:t>，“閒敲”棋子，靜靜地看</w:t>
-      </w:r>
-      <w:r>
-        <w:rPr>
-          <w:rFonts w:hint="eastAsia"/>
-          <w:bCs/>
-          <w:szCs w:val="28"/>
-        </w:rPr>
-        <w:t>著</w:t>
-      </w:r>
-      <w:r>
-        <w:rPr>
-          <w:rFonts w:hint="eastAsia"/>
-          <w:bCs/>
-          <w:szCs w:val="28"/>
-        </w:rPr>
-        <w:t>閃閃的燈花。第三句“有約不來過夜半”，用“有約”點出了詩人曾“約客”來訪，“過夜半”說明了等待時間之久，本來期待的</w:t>
-      </w:r>
-      <w:proofErr w:type="gramStart"/>
-      <w:r>
-        <w:rPr>
-          <w:rFonts w:hint="eastAsia"/>
-          <w:bCs/>
-          <w:szCs w:val="28"/>
-        </w:rPr>
-        <w:t>是約客的</w:t>
-      </w:r>
-      <w:proofErr w:type="gramEnd"/>
-      <w:r>
-        <w:rPr>
-          <w:rFonts w:hint="eastAsia"/>
-          <w:bCs/>
-          <w:szCs w:val="28"/>
-        </w:rPr>
-        <w:t>叩門聲，但聽到的卻只是一陣</w:t>
-      </w:r>
-      <w:proofErr w:type="gramStart"/>
-      <w:r>
-        <w:rPr>
-          <w:rFonts w:hint="eastAsia"/>
-          <w:bCs/>
-          <w:szCs w:val="28"/>
-        </w:rPr>
-        <w:t>陣</w:t>
-      </w:r>
-      <w:proofErr w:type="gramEnd"/>
-      <w:r>
-        <w:rPr>
-          <w:rFonts w:hint="eastAsia"/>
-          <w:bCs/>
-          <w:szCs w:val="28"/>
-        </w:rPr>
-        <w:t>的雨聲和</w:t>
-      </w:r>
-      <w:proofErr w:type="gramStart"/>
-      <w:r>
-        <w:rPr>
-          <w:rFonts w:hint="eastAsia"/>
-          <w:bCs/>
-          <w:szCs w:val="28"/>
-        </w:rPr>
-        <w:t>蛙聲</w:t>
-      </w:r>
-      <w:proofErr w:type="gramEnd"/>
-      <w:r>
-        <w:rPr>
-          <w:rFonts w:hint="eastAsia"/>
-          <w:bCs/>
-          <w:szCs w:val="28"/>
-        </w:rPr>
-        <w:t>，比照之下更顯示出作者</w:t>
-      </w:r>
-      <w:r>
-        <w:rPr>
-          <w:b/>
-          <w:szCs w:val="28"/>
-        </w:rPr>
-        <w:t>焦躁</w:t>
-      </w:r>
-      <w:r>
-        <w:rPr>
-          <w:bCs/>
-          <w:szCs w:val="28"/>
-        </w:rPr>
-        <w:t>的心情。第四句“閒敲棋子”是一個細節描寫，</w:t>
-      </w:r>
-      <w:proofErr w:type="gramStart"/>
-      <w:r>
-        <w:rPr>
-          <w:bCs/>
-          <w:szCs w:val="28"/>
-        </w:rPr>
-        <w:t>詩人約客久候</w:t>
-      </w:r>
-      <w:proofErr w:type="gramEnd"/>
-      <w:r>
-        <w:rPr>
-          <w:bCs/>
-          <w:szCs w:val="28"/>
-        </w:rPr>
-        <w:t>不到，</w:t>
-      </w:r>
-      <w:proofErr w:type="gramStart"/>
-      <w:r>
-        <w:rPr>
-          <w:b/>
-          <w:szCs w:val="28"/>
-        </w:rPr>
-        <w:t>燈芯</w:t>
-      </w:r>
-      <w:r>
-        <w:rPr>
-          <w:bCs/>
-          <w:szCs w:val="28"/>
-        </w:rPr>
-        <w:t>很長</w:t>
-      </w:r>
-      <w:proofErr w:type="gramEnd"/>
-      <w:r>
-        <w:rPr>
-          <w:bCs/>
-          <w:szCs w:val="28"/>
-        </w:rPr>
-        <w:t>，詩人</w:t>
-      </w:r>
-      <w:r>
-        <w:rPr>
-          <w:b/>
-          <w:szCs w:val="28"/>
-        </w:rPr>
-        <w:t>百無聊賴</w:t>
-      </w:r>
-      <w:r>
-        <w:rPr>
-          <w:bCs/>
-          <w:szCs w:val="28"/>
-        </w:rPr>
-        <w:t>之際，下意識地將黑白棋子在棋盤上輕輕敲打，而</w:t>
-      </w:r>
-      <w:r>
-        <w:rPr>
-          <w:b/>
-          <w:szCs w:val="28"/>
-        </w:rPr>
-        <w:t>篤</w:t>
-      </w:r>
-      <w:proofErr w:type="gramStart"/>
-      <w:r>
-        <w:rPr>
-          <w:b/>
-          <w:szCs w:val="28"/>
-        </w:rPr>
-        <w:t>篤</w:t>
-      </w:r>
-      <w:proofErr w:type="gramEnd"/>
-      <w:r>
-        <w:rPr>
-          <w:b/>
-          <w:szCs w:val="28"/>
-        </w:rPr>
-        <w:t>的</w:t>
-      </w:r>
-      <w:proofErr w:type="gramStart"/>
-      <w:r>
-        <w:rPr>
-          <w:bCs/>
-          <w:szCs w:val="28"/>
-        </w:rPr>
-        <w:t>敲棋聲</w:t>
-      </w:r>
-      <w:proofErr w:type="gramEnd"/>
-      <w:r>
-        <w:rPr>
-          <w:bCs/>
-          <w:szCs w:val="28"/>
-        </w:rPr>
-        <w:t>又將</w:t>
-      </w:r>
-      <w:proofErr w:type="gramStart"/>
-      <w:r>
-        <w:rPr>
-          <w:bCs/>
-          <w:szCs w:val="28"/>
-        </w:rPr>
-        <w:t>燈花都震落</w:t>
-      </w:r>
-      <w:proofErr w:type="gramEnd"/>
-      <w:r>
-        <w:rPr>
-          <w:bCs/>
-          <w:szCs w:val="28"/>
-        </w:rPr>
-        <w:t>了。這種姿態貌似</w:t>
-      </w:r>
-      <w:proofErr w:type="gramStart"/>
-      <w:r>
-        <w:rPr>
-          <w:b/>
-          <w:szCs w:val="28"/>
-        </w:rPr>
-        <w:t>閒</w:t>
-      </w:r>
-      <w:proofErr w:type="gramEnd"/>
-      <w:r>
-        <w:rPr>
-          <w:b/>
-          <w:szCs w:val="28"/>
-        </w:rPr>
-        <w:t>逸</w:t>
-      </w:r>
-      <w:r>
-        <w:rPr>
-          <w:bCs/>
-          <w:szCs w:val="28"/>
-        </w:rPr>
-        <w:t xml:space="preserve">，其實反映出詩人內心的焦躁。 </w:t>
-      </w:r>
-      <w:proofErr w:type="gramStart"/>
-      <w:r>
-        <w:rPr>
-          <w:bCs/>
-          <w:szCs w:val="28"/>
-        </w:rPr>
-        <w:t>全詩通過</w:t>
-      </w:r>
-      <w:proofErr w:type="gramEnd"/>
-      <w:r>
-        <w:rPr>
-          <w:bCs/>
-          <w:szCs w:val="28"/>
-        </w:rPr>
-        <w:t>對詩人思緒的環境及“閒敲棋子”這一細節動作的</w:t>
-      </w:r>
-      <w:r>
-        <w:rPr>
-          <w:b/>
-          <w:szCs w:val="28"/>
-        </w:rPr>
-        <w:t>渲染</w:t>
-      </w:r>
-      <w:r>
-        <w:rPr>
-          <w:bCs/>
-          <w:szCs w:val="28"/>
-        </w:rPr>
-        <w:t>，</w:t>
-      </w:r>
-      <w:proofErr w:type="gramStart"/>
-      <w:r>
-        <w:rPr>
-          <w:bCs/>
-          <w:szCs w:val="28"/>
-        </w:rPr>
-        <w:t>既寫了</w:t>
-      </w:r>
-      <w:proofErr w:type="gramEnd"/>
-      <w:r>
-        <w:rPr>
-          <w:bCs/>
-          <w:szCs w:val="28"/>
-        </w:rPr>
-        <w:t>詩人</w:t>
-      </w:r>
-      <w:proofErr w:type="gramStart"/>
-      <w:r>
-        <w:rPr>
-          <w:bCs/>
-          <w:szCs w:val="28"/>
-        </w:rPr>
-        <w:t>雨夜候客</w:t>
-      </w:r>
-      <w:proofErr w:type="gramEnd"/>
-      <w:r>
-        <w:rPr>
-          <w:bCs/>
-          <w:szCs w:val="28"/>
-        </w:rPr>
-        <w:t>來訪的情景，也</w:t>
-      </w:r>
-      <w:proofErr w:type="gramStart"/>
-      <w:r>
-        <w:rPr>
-          <w:bCs/>
-          <w:szCs w:val="28"/>
-        </w:rPr>
-        <w:t>寫出約客未</w:t>
-      </w:r>
-      <w:proofErr w:type="gramEnd"/>
-      <w:r>
-        <w:rPr>
-          <w:bCs/>
-          <w:szCs w:val="28"/>
-        </w:rPr>
-        <w:t>至的一種</w:t>
-      </w:r>
-      <w:r>
-        <w:rPr>
-          <w:b/>
-          <w:szCs w:val="28"/>
-        </w:rPr>
-        <w:t>悵惘</w:t>
-      </w:r>
-      <w:r>
-        <w:rPr>
-          <w:bCs/>
-          <w:szCs w:val="28"/>
-        </w:rPr>
-        <w:t>的心情，可謂形神兼備。</w:t>
-      </w:r>
-      <w:proofErr w:type="gramStart"/>
-      <w:r>
-        <w:rPr>
-          <w:bCs/>
-          <w:szCs w:val="28"/>
-        </w:rPr>
-        <w:t>全詩生活</w:t>
-      </w:r>
-      <w:proofErr w:type="gramEnd"/>
-      <w:r>
-        <w:rPr>
-          <w:bCs/>
-          <w:szCs w:val="28"/>
-        </w:rPr>
-        <w:t>氣息較濃，又擺脫了雕琢之習，</w:t>
-      </w:r>
-      <w:r>
-        <w:rPr>
-          <w:b/>
-          <w:szCs w:val="28"/>
-        </w:rPr>
-        <w:t>清麗</w:t>
-      </w:r>
-      <w:r>
-        <w:rPr>
-          <w:bCs/>
-          <w:szCs w:val="28"/>
-        </w:rPr>
-        <w:t>可誦。</w:t>
+        <w:t>。</w:t>
       </w:r>
     </w:p>
     <w:p>
       <w:pPr>
-        <w:spacing w:after="0" w:line="400" w:lineRule="exact"/>
+        <w:spacing w:after="0" w:line="440" w:lineRule="exact"/>
         <w:ind w:left="-6" w:right="0" w:hanging="11"/>
-        <w:rPr>
-          <w:sz w:val="32"/>
-          <w:szCs w:val="32"/>
-          <w:bdr w:val="single" w:sz="4" w:space="0" w:color="auto"/>
-        </w:rPr>
-      </w:pPr>
-      <w:r>
-        <w:rPr>
-          <w:rFonts w:hint="eastAsia"/>
-          <w:sz w:val="32"/>
-          <w:szCs w:val="32"/>
-          <w:bdr w:val="single" w:sz="4" w:space="0" w:color="auto"/>
-        </w:rPr>
-        <w:lastRenderedPageBreak/>
-        <w:t>創新</w:t>
+        <w:jc w:val="both"/>
+        <w:rPr>
+          <w:bCs/>
+          <w:szCs w:val="28"/>
+        </w:rPr>
+      </w:pPr>
+      <w:r>
+        <w:rPr>
+          <w:rFonts w:hint="eastAsia"/>
+          <w:bCs/>
+          <w:szCs w:val="28"/>
+        </w:rPr>
+        <w:t xml:space="preserve">　　</w:t>
       </w:r>
       <w:proofErr w:type="gramStart"/>
       <w:r>
         <w:rPr>
           <w:rFonts w:hint="eastAsia"/>
-          <w:sz w:val="32"/>
-          <w:szCs w:val="32"/>
-          <w:bdr w:val="single" w:sz="4" w:space="0" w:color="auto"/>
-        </w:rPr>
-        <w:t>研</w:t>
+          <w:bCs/>
+          <w:szCs w:val="28"/>
+        </w:rPr>
+        <w:t>全詩圍繞</w:t>
       </w:r>
       <w:proofErr w:type="gramEnd"/>
       <w:r>
         <w:rPr>
           <w:rFonts w:hint="eastAsia"/>
-          <w:sz w:val="32"/>
-          <w:szCs w:val="32"/>
-          <w:bdr w:val="single" w:sz="4" w:space="0" w:color="auto"/>
-        </w:rPr>
-        <w:t>讀</w:t>
+          <w:bCs/>
+          <w:szCs w:val="28"/>
+        </w:rPr>
+        <w:t>「</w:t>
+      </w:r>
+      <w:proofErr w:type="gramStart"/>
+      <w:r>
+        <w:rPr>
+          <w:rFonts w:hint="eastAsia"/>
+          <w:bCs/>
+          <w:szCs w:val="28"/>
+        </w:rPr>
+        <w:t>約客</w:t>
+      </w:r>
+      <w:proofErr w:type="gramEnd"/>
+      <w:r>
+        <w:rPr>
+          <w:rFonts w:hint="eastAsia"/>
+          <w:bCs/>
+          <w:szCs w:val="28"/>
+        </w:rPr>
+        <w:t>」展開，透過對</w:t>
+      </w:r>
+      <w:r>
+        <w:rPr>
+          <w:rFonts w:hint="eastAsia"/>
+          <w:bCs/>
+          <w:szCs w:val="28"/>
+          <w:u w:val="single"/>
+        </w:rPr>
+        <w:t>江南</w:t>
+      </w:r>
+      <w:r>
+        <w:rPr>
+          <w:rFonts w:hint="eastAsia"/>
+          <w:bCs/>
+          <w:szCs w:val="28"/>
+        </w:rPr>
+        <w:t>梅雨季節景物的細緻描繪，以及對詩人深夜候客時細微動作的捕捉，精妙</w:t>
+      </w:r>
+      <w:r>
+        <w:rPr>
+          <w:rFonts w:hint="eastAsia"/>
+          <w:bCs/>
+          <w:szCs w:val="28"/>
+        </w:rPr>
+        <w:t>的</w:t>
+      </w:r>
+      <w:r>
+        <w:rPr>
+          <w:rFonts w:hint="eastAsia"/>
+          <w:bCs/>
+          <w:szCs w:val="28"/>
+        </w:rPr>
+        <w:t>傳達出一種孤寂、無聊卻又淡然、安適的複雜心境。</w:t>
       </w:r>
     </w:p>
     <w:p>
       <w:pPr>
+        <w:spacing w:after="0" w:line="440" w:lineRule="exact"/>
+        <w:ind w:left="-6" w:right="0" w:hanging="11"/>
+        <w:jc w:val="both"/>
+        <w:rPr>
+          <w:bCs/>
+          <w:szCs w:val="28"/>
+        </w:rPr>
+      </w:pPr>
+      <w:r>
+        <w:rPr>
+          <w:rFonts w:hint="eastAsia"/>
+          <w:bCs/>
+          <w:szCs w:val="28"/>
+        </w:rPr>
+        <w:t xml:space="preserve">  </w:t>
+      </w:r>
+      <w:r>
+        <w:rPr>
+          <w:rFonts w:hint="eastAsia"/>
+          <w:bCs/>
+          <w:szCs w:val="28"/>
+        </w:rPr>
+        <w:t>前兩句「黃梅時節家家雨，青草池塘</w:t>
+      </w:r>
+      <w:proofErr w:type="gramStart"/>
+      <w:r>
+        <w:rPr>
+          <w:rFonts w:hint="eastAsia"/>
+          <w:bCs/>
+          <w:szCs w:val="28"/>
+        </w:rPr>
+        <w:t>處處蛙</w:t>
+      </w:r>
+      <w:proofErr w:type="gramEnd"/>
+      <w:r>
+        <w:rPr>
+          <w:rFonts w:hint="eastAsia"/>
+          <w:bCs/>
+          <w:szCs w:val="28"/>
+        </w:rPr>
+        <w:t>」，詩人首先交待了時間與空間背景。此時正值</w:t>
+      </w:r>
+      <w:r>
+        <w:rPr>
+          <w:rFonts w:hint="eastAsia"/>
+          <w:bCs/>
+          <w:szCs w:val="28"/>
+          <w:u w:val="single"/>
+        </w:rPr>
+        <w:t>江南</w:t>
+      </w:r>
+      <w:r>
+        <w:rPr>
+          <w:rFonts w:hint="eastAsia"/>
+          <w:bCs/>
+          <w:szCs w:val="28"/>
+        </w:rPr>
+        <w:t>的黃梅季節，細雨綿綿，無邊無際地籠罩著每家每戶；屋外，青草翠綠的池塘裡，四處傳來此起彼伏的蛙鳴聲。</w:t>
+      </w:r>
+    </w:p>
+    <w:p>
+      <w:pPr>
+        <w:spacing w:after="0" w:line="440" w:lineRule="exact"/>
+        <w:ind w:left="-6" w:right="0" w:hanging="11"/>
+        <w:jc w:val="both"/>
+        <w:rPr>
+          <w:bCs/>
+          <w:szCs w:val="28"/>
+        </w:rPr>
+      </w:pPr>
+      <w:r>
+        <w:rPr>
+          <w:rFonts w:hint="eastAsia"/>
+          <w:bCs/>
+          <w:szCs w:val="28"/>
+        </w:rPr>
+        <w:t xml:space="preserve">  </w:t>
+      </w:r>
+      <w:r>
+        <w:rPr>
+          <w:rFonts w:hint="eastAsia"/>
+          <w:bCs/>
+          <w:szCs w:val="28"/>
+        </w:rPr>
+        <w:t xml:space="preserve">  </w:t>
+      </w:r>
+      <w:r>
+        <w:rPr>
+          <w:rFonts w:hint="eastAsia"/>
+          <w:bCs/>
+          <w:szCs w:val="28"/>
+        </w:rPr>
+        <w:t>這兩句看似純粹寫景，實則</w:t>
+      </w:r>
+      <w:proofErr w:type="gramStart"/>
+      <w:r>
+        <w:rPr>
+          <w:rFonts w:hint="eastAsia"/>
+          <w:b/>
+          <w:szCs w:val="28"/>
+        </w:rPr>
+        <w:t>以景襯情</w:t>
+      </w:r>
+      <w:proofErr w:type="gramEnd"/>
+      <w:r>
+        <w:rPr>
+          <w:rFonts w:hint="eastAsia"/>
+          <w:bCs/>
+          <w:szCs w:val="28"/>
+        </w:rPr>
+        <w:t>。</w:t>
+      </w:r>
+      <w:r>
+        <w:rPr>
+          <w:bCs/>
+          <w:szCs w:val="28"/>
+        </w:rPr>
+        <w:t>連綿的陰雨帶來空間的封閉感，而處處蛙鳴則打破了夜的死寂。這種「鬧」非但沒有減少孤獨，反而更顯出詩人室內的冷清與寂靜。家家雨、</w:t>
+      </w:r>
+      <w:proofErr w:type="gramStart"/>
+      <w:r>
+        <w:rPr>
+          <w:bCs/>
+          <w:szCs w:val="28"/>
+        </w:rPr>
+        <w:t>處處蛙</w:t>
+      </w:r>
+      <w:proofErr w:type="gramEnd"/>
+      <w:r>
+        <w:rPr>
+          <w:bCs/>
+          <w:szCs w:val="28"/>
+        </w:rPr>
+        <w:t>，將詩人被阻隔於室內、孤身一人的狀態具</w:t>
+      </w:r>
+      <w:proofErr w:type="gramStart"/>
+      <w:r>
+        <w:rPr>
+          <w:bCs/>
+          <w:szCs w:val="28"/>
+        </w:rPr>
+        <w:t>象</w:t>
+      </w:r>
+      <w:proofErr w:type="gramEnd"/>
+      <w:r>
+        <w:rPr>
+          <w:bCs/>
+          <w:szCs w:val="28"/>
+        </w:rPr>
+        <w:t>化。</w:t>
+      </w:r>
+    </w:p>
+    <w:p>
+      <w:pPr>
         <w:spacing w:after="0" w:line="480" w:lineRule="exact"/>
         <w:ind w:left="-6" w:right="0" w:hanging="11"/>
-        <w:rPr>
-          <w:szCs w:val="28"/>
-        </w:rPr>
-      </w:pPr>
-      <w:r>
-        <w:rPr>
-          <w:rFonts w:hint="eastAsia"/>
+        <w:jc w:val="both"/>
+        <w:rPr>
+          <w:bCs/>
+          <w:szCs w:val="28"/>
+        </w:rPr>
+      </w:pPr>
+      <w:r>
+        <w:rPr>
+          <w:rFonts w:hint="eastAsia"/>
+          <w:bCs/>
           <w:szCs w:val="28"/>
         </w:rPr>
         <w:t xml:space="preserve">    </w:t>
@@ -1294,225 +1122,360 @@
       <w:r>
         <w:rPr>
           <w:rFonts w:hint="eastAsia"/>
-          <w:szCs w:val="28"/>
-        </w:rPr>
-        <w:t>《約客》這首詩究竟營造了一個什麼樣的意境</w:t>
-      </w:r>
-      <w:r>
-        <w:rPr>
-          <w:rFonts w:hint="eastAsia"/>
-          <w:szCs w:val="28"/>
-        </w:rPr>
-        <w:t>？</w:t>
-      </w:r>
-      <w:r>
-        <w:rPr>
-          <w:szCs w:val="28"/>
-        </w:rPr>
-        <w:t>且看江南的夏夜，梅雨紛飛，</w:t>
+          <w:bCs/>
+          <w:szCs w:val="28"/>
+        </w:rPr>
+        <w:t>後兩句「有約不來過夜半，</w:t>
       </w:r>
       <w:proofErr w:type="gramStart"/>
       <w:r>
         <w:rPr>
-          <w:szCs w:val="28"/>
-        </w:rPr>
-        <w:t>蛙聲齊</w:t>
+          <w:rFonts w:hint="eastAsia"/>
+          <w:bCs/>
+          <w:szCs w:val="28"/>
+        </w:rPr>
+        <w:t>閒</w:t>
       </w:r>
       <w:proofErr w:type="gramEnd"/>
       <w:r>
         <w:rPr>
-          <w:szCs w:val="28"/>
-        </w:rPr>
-        <w:t>鳴，詩人約了友人來下棋，然而，時過夜半，</w:t>
+          <w:rFonts w:hint="eastAsia"/>
+          <w:bCs/>
+          <w:szCs w:val="28"/>
+        </w:rPr>
+        <w:t>敲棋子落燈花」，</w:t>
+      </w:r>
+      <w:r>
+        <w:rPr>
+          <w:rFonts w:hint="eastAsia"/>
+          <w:b/>
+          <w:szCs w:val="28"/>
+        </w:rPr>
+        <w:t>筆鋒</w:t>
+      </w:r>
+      <w:r>
+        <w:rPr>
+          <w:rFonts w:hint="eastAsia"/>
+          <w:bCs/>
+          <w:szCs w:val="28"/>
+        </w:rPr>
+        <w:t>由室外轉入室內，點明了主題。時間已經悄然走過後半夜，原本約好的客人卻遲遲未至。「</w:t>
       </w:r>
       <w:proofErr w:type="gramStart"/>
       <w:r>
         <w:rPr>
-          <w:szCs w:val="28"/>
-        </w:rPr>
-        <w:t>約客未</w:t>
+          <w:rFonts w:hint="eastAsia"/>
+          <w:bCs/>
+          <w:szCs w:val="28"/>
+        </w:rPr>
+        <w:t>閒</w:t>
       </w:r>
       <w:proofErr w:type="gramEnd"/>
       <w:r>
         <w:rPr>
-          <w:szCs w:val="28"/>
-        </w:rPr>
-        <w:t>至，詩人</w:t>
+          <w:rFonts w:hint="eastAsia"/>
+          <w:bCs/>
+          <w:szCs w:val="28"/>
+        </w:rPr>
+        <w:t>」字是</w:t>
       </w:r>
       <w:proofErr w:type="gramStart"/>
       <w:r>
         <w:rPr>
-          <w:szCs w:val="28"/>
-        </w:rPr>
-        <w:t>閒</w:t>
+          <w:rFonts w:hint="eastAsia"/>
+          <w:bCs/>
+          <w:szCs w:val="28"/>
+        </w:rPr>
+        <w:t>全詩的靈眼</w:t>
       </w:r>
       <w:proofErr w:type="gramEnd"/>
       <w:r>
         <w:rPr>
-          <w:szCs w:val="28"/>
-        </w:rPr>
-        <w:t>敲棋子，靜靜等候…</w:t>
+          <w:rFonts w:hint="eastAsia"/>
+          <w:bCs/>
+          <w:szCs w:val="28"/>
+        </w:rPr>
+        <w:t>。這看似閒適、優雅的舉動，實際上恰恰暴露了詩人內心的焦躁與無聊。因為無事可做，只能獨自擺弄棋子，一聲聲清脆的敲擊，在寂靜的夜裡顯得格外清晰。</w:t>
+      </w:r>
+      <w:r>
+        <w:rPr>
+          <w:rFonts w:hint="eastAsia"/>
+          <w:bCs/>
+          <w:szCs w:val="28"/>
+        </w:rPr>
+        <w:lastRenderedPageBreak/>
+        <w:t>「燈花」是舊時油燈結出的炭化燈芯。燈花積久而自行落下一層，這一視覺細節暗示了詩人等待時間之長。</w:t>
+      </w:r>
+    </w:p>
+    <w:p>
+      <w:pPr>
+        <w:spacing w:after="0" w:line="480" w:lineRule="exact"/>
+        <w:ind w:left="-6" w:right="0" w:hanging="11"/>
+        <w:jc w:val="both"/>
+        <w:rPr>
+          <w:bCs/>
+          <w:szCs w:val="28"/>
+        </w:rPr>
+      </w:pPr>
+      <w:r>
+        <w:rPr>
+          <w:rFonts w:hint="eastAsia"/>
+          <w:bCs/>
+          <w:szCs w:val="28"/>
+        </w:rPr>
+        <w:t xml:space="preserve">　　</w:t>
+      </w:r>
+      <w:r>
+        <w:rPr>
+          <w:rFonts w:hint="eastAsia"/>
+          <w:bCs/>
+          <w:szCs w:val="28"/>
+        </w:rPr>
+        <w:t>詩人沒有流露出憤怒或激烈的</w:t>
+      </w:r>
+      <w:r>
+        <w:rPr>
+          <w:rFonts w:hint="eastAsia"/>
+          <w:b/>
+          <w:szCs w:val="28"/>
+        </w:rPr>
+        <w:t>怨</w:t>
       </w:r>
       <w:proofErr w:type="gramStart"/>
       <w:r>
         <w:rPr>
-          <w:szCs w:val="28"/>
-        </w:rPr>
-        <w:t>…</w:t>
+          <w:rFonts w:hint="eastAsia"/>
+          <w:b/>
+          <w:szCs w:val="28"/>
+        </w:rPr>
+        <w:t>懟</w:t>
       </w:r>
       <w:proofErr w:type="gramEnd"/>
       <w:r>
         <w:rPr>
-          <w:szCs w:val="28"/>
-        </w:rPr>
-        <w:t>此時，詩人的心情如何呢？我看主要不是或根本就沒有什麼焦躁和煩悶的情緒，而更可能是一種</w:t>
+          <w:rFonts w:hint="eastAsia"/>
+          <w:bCs/>
+          <w:szCs w:val="28"/>
+        </w:rPr>
+        <w:t>，而是將滿腔的失落與無奈，寄託在「</w:t>
       </w:r>
       <w:proofErr w:type="gramStart"/>
       <w:r>
         <w:rPr>
-          <w:szCs w:val="28"/>
-        </w:rPr>
-        <w:t>閒逸和</w:t>
-      </w:r>
-      <w:r>
-        <w:rPr>
+          <w:rFonts w:hint="eastAsia"/>
+          <w:bCs/>
+          <w:szCs w:val="28"/>
+        </w:rPr>
+        <w:t>敲棋</w:t>
+      </w:r>
+      <w:proofErr w:type="gramEnd"/>
+      <w:r>
+        <w:rPr>
+          <w:rFonts w:hint="eastAsia"/>
+          <w:bCs/>
+          <w:szCs w:val="28"/>
+        </w:rPr>
+        <w:t>」與「</w:t>
+      </w:r>
+      <w:proofErr w:type="gramStart"/>
+      <w:r>
+        <w:rPr>
+          <w:rFonts w:hint="eastAsia"/>
+          <w:bCs/>
+          <w:szCs w:val="28"/>
+        </w:rPr>
+        <w:t>落燈</w:t>
+      </w:r>
+      <w:proofErr w:type="gramEnd"/>
+      <w:r>
+        <w:rPr>
+          <w:rFonts w:hint="eastAsia"/>
+          <w:bCs/>
+          <w:szCs w:val="28"/>
+        </w:rPr>
+        <w:t>」這兩</w:t>
+      </w:r>
+      <w:proofErr w:type="gramStart"/>
+      <w:r>
+        <w:rPr>
+          <w:rFonts w:hint="eastAsia"/>
+          <w:bCs/>
+          <w:szCs w:val="28"/>
+        </w:rPr>
+        <w:t>個</w:t>
+      </w:r>
+      <w:proofErr w:type="gramEnd"/>
+      <w:r>
+        <w:rPr>
+          <w:rFonts w:hint="eastAsia"/>
+          <w:bCs/>
+          <w:szCs w:val="28"/>
+        </w:rPr>
+        <w:t>極具美感的動態細節中。</w:t>
+      </w:r>
+    </w:p>
+    <w:p>
+      <w:pPr>
+        <w:spacing w:after="0" w:line="480" w:lineRule="exact"/>
+        <w:ind w:left="-6" w:right="0" w:hanging="11"/>
+        <w:jc w:val="both"/>
+        <w:rPr>
+          <w:rFonts w:hint="eastAsia"/>
+          <w:szCs w:val="28"/>
+        </w:rPr>
+      </w:pPr>
+      <w:r>
+        <w:rPr>
+          <w:rFonts w:hint="eastAsia"/>
+          <w:bCs/>
+          <w:szCs w:val="28"/>
+        </w:rPr>
+        <w:t xml:space="preserve">　　</w:t>
+      </w:r>
+      <w:r>
+        <w:rPr>
+          <w:rFonts w:hint="eastAsia"/>
+          <w:bCs/>
+          <w:szCs w:val="28"/>
+          <w:u w:val="single"/>
+        </w:rPr>
+        <w:t>趙師秀</w:t>
+      </w:r>
+      <w:r>
+        <w:rPr>
+          <w:rFonts w:hint="eastAsia"/>
+          <w:bCs/>
+          <w:szCs w:val="28"/>
+        </w:rPr>
+        <w:t>此詩的最高妙之處，在於其「哀而不傷，怨而不怒」的</w:t>
+      </w:r>
+      <w:r>
+        <w:rPr>
+          <w:rFonts w:hint="eastAsia"/>
           <w:b/>
+          <w:szCs w:val="28"/>
+        </w:rPr>
+        <w:t>含蓄</w:t>
+      </w:r>
+      <w:r>
+        <w:rPr>
+          <w:rFonts w:hint="eastAsia"/>
           <w:bCs/>
           <w:szCs w:val="28"/>
         </w:rPr>
-        <w:t>恬然</w:t>
-      </w:r>
-      <w:r>
-        <w:rPr>
-          <w:szCs w:val="28"/>
-        </w:rPr>
-        <w:t>自</w:t>
+        <w:t>之美。</w:t>
+      </w:r>
+      <w:proofErr w:type="gramStart"/>
+      <w:r>
+        <w:rPr>
+          <w:rFonts w:hint="eastAsia"/>
+          <w:bCs/>
+          <w:szCs w:val="28"/>
+        </w:rPr>
+        <w:t>全詩語言</w:t>
       </w:r>
       <w:proofErr w:type="gramEnd"/>
       <w:r>
         <w:rPr>
-          <w:szCs w:val="28"/>
-        </w:rPr>
-        <w:t>適的心境。也許曾有那麼一會兒焦躁過</w:t>
+          <w:rFonts w:hint="eastAsia"/>
+          <w:b/>
+          <w:szCs w:val="28"/>
+        </w:rPr>
+        <w:t>質樸自然</w:t>
+      </w:r>
+      <w:r>
+        <w:rPr>
+          <w:rFonts w:hint="eastAsia"/>
+          <w:bCs/>
+          <w:szCs w:val="28"/>
+        </w:rPr>
+        <w:t>，不加</w:t>
+      </w:r>
+      <w:r>
+        <w:rPr>
+          <w:rFonts w:hint="eastAsia"/>
+          <w:b/>
+          <w:szCs w:val="28"/>
+        </w:rPr>
+        <w:t>雕琢</w:t>
+      </w:r>
+      <w:r>
+        <w:rPr>
+          <w:rFonts w:hint="eastAsia"/>
+          <w:bCs/>
+          <w:szCs w:val="28"/>
+        </w:rPr>
+        <w:t>，卻將</w:t>
+      </w:r>
+      <w:r>
+        <w:rPr>
+          <w:rFonts w:hint="eastAsia"/>
+          <w:bCs/>
+          <w:szCs w:val="28"/>
+          <w:u w:val="single"/>
+        </w:rPr>
+        <w:t>江南</w:t>
+      </w:r>
+      <w:r>
+        <w:rPr>
+          <w:rFonts w:hint="eastAsia"/>
+          <w:bCs/>
+          <w:szCs w:val="28"/>
+        </w:rPr>
+        <w:t>梅雨夜的氛圍與文人特有的孤寂心境融合得</w:t>
+      </w:r>
+      <w:r>
+        <w:rPr>
+          <w:rFonts w:hint="eastAsia"/>
+          <w:b/>
+          <w:szCs w:val="28"/>
+        </w:rPr>
+        <w:t>天衣無縫</w:t>
+      </w:r>
+      <w:r>
+        <w:rPr>
+          <w:rFonts w:hint="eastAsia"/>
+          <w:bCs/>
+          <w:szCs w:val="28"/>
+        </w:rPr>
+        <w:t>。</w:t>
       </w:r>
       <w:proofErr w:type="gramStart"/>
       <w:r>
         <w:rPr>
-          <w:szCs w:val="28"/>
-        </w:rPr>
-        <w:t>（</w:t>
+          <w:rFonts w:hint="eastAsia"/>
+          <w:bCs/>
+          <w:szCs w:val="28"/>
+        </w:rPr>
+        <w:t>讀罷此</w:t>
       </w:r>
       <w:proofErr w:type="gramEnd"/>
       <w:r>
         <w:rPr>
-          <w:szCs w:val="28"/>
-        </w:rPr>
-        <w:t>這種焦躁情緒怎麼會持續到“過夜半”呢？），但現在，詩人被眼前</w:t>
+          <w:rFonts w:hint="eastAsia"/>
+          <w:bCs/>
+          <w:szCs w:val="28"/>
+        </w:rPr>
+        <w:t>詩，讀者彷彿也能聽見</w:t>
       </w:r>
       <w:proofErr w:type="gramStart"/>
       <w:r>
         <w:rPr>
-          <w:szCs w:val="28"/>
-        </w:rPr>
-        <w:t>江南夏</w:t>
+          <w:rFonts w:hint="eastAsia"/>
+          <w:bCs/>
+          <w:szCs w:val="28"/>
+        </w:rPr>
+        <w:t>那敲棋聲</w:t>
       </w:r>
       <w:proofErr w:type="gramEnd"/>
       <w:r>
         <w:rPr>
-          <w:szCs w:val="28"/>
-        </w:rPr>
-        <w:t>夜之情之景感染了：多情的梅雨，歡快</w:t>
-      </w:r>
-      <w:proofErr w:type="gramStart"/>
-      <w:r>
-        <w:rPr>
-          <w:szCs w:val="28"/>
-        </w:rPr>
-        <w:t>的哇鳴</w:t>
-      </w:r>
-      <w:proofErr w:type="gramEnd"/>
-      <w:r>
-        <w:rPr>
-          <w:szCs w:val="28"/>
-        </w:rPr>
-        <w:t>，閃爍的燈火，清脆的棋子敲擊聲…</w:t>
-      </w:r>
-      <w:proofErr w:type="gramStart"/>
-      <w:r>
-        <w:rPr>
-          <w:szCs w:val="28"/>
-        </w:rPr>
-        <w:t>…</w:t>
-      </w:r>
-      <w:proofErr w:type="gramEnd"/>
-      <w:r>
-        <w:rPr>
-          <w:szCs w:val="28"/>
-        </w:rPr>
-        <w:t>這是一幅既熱鬧又冷清的畫面。也許詩人已經忘了他是在等友人，而完全</w:t>
-      </w:r>
-      <w:proofErr w:type="gramStart"/>
-      <w:r>
-        <w:rPr>
-          <w:szCs w:val="28"/>
-        </w:rPr>
-        <w:t>沉</w:t>
-      </w:r>
-      <w:proofErr w:type="gramEnd"/>
-      <w:r>
-        <w:rPr>
-          <w:rFonts w:hint="eastAsia"/>
-          <w:szCs w:val="28"/>
-        </w:rPr>
-        <w:t>浸到內心的激盪和</w:t>
-      </w:r>
-      <w:r>
-        <w:rPr>
-          <w:rFonts w:hint="eastAsia"/>
-          <w:b/>
+          <w:rFonts w:hint="eastAsia"/>
           <w:bCs/>
           <w:szCs w:val="28"/>
         </w:rPr>
-        <w:t>靜謐</w:t>
-      </w:r>
-      <w:r>
-        <w:rPr>
-          <w:rFonts w:hint="eastAsia"/>
-          <w:szCs w:val="28"/>
-        </w:rPr>
-        <w:t>中。應該感謝友人的失約，讓詩人享受到了這樣一個獨處的美妙的不眠之夜。</w:t>
-      </w:r>
-      <w:r>
-        <w:rPr>
-          <w:rFonts w:hint="eastAsia"/>
-          <w:szCs w:val="28"/>
-        </w:rPr>
-        <w:t>(</w:t>
-      </w:r>
-      <w:r>
-        <w:rPr>
-          <w:rFonts w:hint="eastAsia"/>
-          <w:szCs w:val="28"/>
-        </w:rPr>
-        <w:t>以上資料來源：</w:t>
-      </w:r>
-      <w:hyperlink r:id="rId10" w:history="1">
-        <w:r>
-          <w:rPr>
-            <w:rStyle w:val="a7"/>
-            <w:szCs w:val="28"/>
-          </w:rPr>
-          <w:t>https://bit.ly/3i1XHP3</w:t>
-        </w:r>
-      </w:hyperlink>
-      <w:r>
-        <w:rPr>
-          <w:rFonts w:hint="eastAsia"/>
-          <w:szCs w:val="28"/>
-        </w:rPr>
-        <w:t>)</w:t>
-      </w:r>
-      <w:hyperlink r:id="rId11" w:history="1"/>
+        <w:t>與蛙鳴聲，在漫長的黑夜裡共鳴。</w:t>
+      </w:r>
     </w:p>
     <w:p>
       <w:pPr>
@@ -1542,19 +1505,22 @@
           <w:ilvl w:val="0"/>
           <w:numId w:val="14"/>
         </w:numPr>
-        <w:spacing w:after="0" w:line="480" w:lineRule="exact"/>
-        <w:ind w:leftChars="0" w:right="0"/>
-        <w:rPr>
-          <w:szCs w:val="28"/>
-        </w:rPr>
-      </w:pPr>
-      <w:r>
-        <w:rPr>
-          <w:rFonts w:hint="eastAsia"/>
-          <w:szCs w:val="28"/>
-        </w:rPr>
-        <w:t>時令</w:t>
-      </w:r>
+        <w:spacing w:after="0" w:line="460" w:lineRule="exact"/>
+        <w:ind w:leftChars="0" w:left="284" w:right="0" w:hanging="284"/>
+        <w:jc w:val="both"/>
+        <w:rPr>
+          <w:szCs w:val="28"/>
+        </w:rPr>
+      </w:pPr>
+      <w:proofErr w:type="gramStart"/>
+      <w:r>
+        <w:rPr>
+          <w:rFonts w:hint="eastAsia"/>
+          <w:szCs w:val="28"/>
+        </w:rPr>
+        <w:t>以景襯情</w:t>
+      </w:r>
+      <w:proofErr w:type="gramEnd"/>
       <w:r>
         <w:rPr>
           <w:rFonts w:hint="eastAsia"/>
@@ -1567,7 +1533,23 @@
           <w:rFonts w:hint="eastAsia"/>
           <w:szCs w:val="28"/>
         </w:rPr>
-        <w:t>歲時節令。【例】時令已近端午，天氣也熱了起來。</w:t>
+        <w:t>利用客觀環境的景色描寫，來烘托、對比或暗示主觀的情感。文學創作講究「情景交融」。有時創作者不直接說出喜怒哀樂，而是透過描寫景物來讓讀者體會。例如：用「綿綿細雨」襯托「憂愁或孤寂」，或像《約客》中用「熱鬧的蛙鳴」反襯「室內的冷清」，這種「以</w:t>
+      </w:r>
+      <w:proofErr w:type="gramStart"/>
+      <w:r>
+        <w:rPr>
+          <w:rFonts w:hint="eastAsia"/>
+          <w:szCs w:val="28"/>
+        </w:rPr>
+        <w:t>鬧襯寂</w:t>
+      </w:r>
+      <w:proofErr w:type="gramEnd"/>
+      <w:r>
+        <w:rPr>
+          <w:rFonts w:hint="eastAsia"/>
+          <w:szCs w:val="28"/>
+        </w:rPr>
+        <w:t>」就是最高明的襯托手法。</w:t>
       </w:r>
     </w:p>
     <w:p>
@@ -1577,18 +1559,19 @@
           <w:ilvl w:val="0"/>
           <w:numId w:val="14"/>
         </w:numPr>
-        <w:spacing w:after="0" w:line="480" w:lineRule="exact"/>
-        <w:ind w:leftChars="0" w:right="0"/>
-        <w:rPr>
-          <w:szCs w:val="28"/>
-        </w:rPr>
-      </w:pPr>
-      <w:r>
-        <w:rPr>
-          <w:bCs/>
-          <w:szCs w:val="28"/>
-        </w:rPr>
-        <w:t>焦躁</w:t>
+        <w:spacing w:after="0" w:line="460" w:lineRule="exact"/>
+        <w:ind w:leftChars="0" w:left="284" w:right="0" w:hanging="284"/>
+        <w:jc w:val="both"/>
+        <w:rPr>
+          <w:szCs w:val="28"/>
+        </w:rPr>
+      </w:pPr>
+      <w:r>
+        <w:rPr>
+          <w:rFonts w:hint="eastAsia"/>
+          <w:szCs w:val="28"/>
+        </w:rPr>
+        <w:t>筆鋒</w:t>
       </w:r>
       <w:r>
         <w:rPr>
@@ -1602,7 +1585,7 @@
           <w:rFonts w:hint="eastAsia"/>
           <w:szCs w:val="28"/>
         </w:rPr>
-        <w:t>焦急煩躁。【例】飢餓的老虎樣子顯得異常焦躁。</w:t>
+        <w:t>指毛筆的尖端，在文學中比喻為寫作時的語氣、觀點、思路或文字風格的轉換。當我們說「筆鋒一轉」，代表作者的寫作視角或情感發生了改變。例如從描寫「室外的大自然景色」轉入描寫「室內個人的微小動作」，這種轉換能帶動讀者的注意力，讓文章層次更豐富。</w:t>
       </w:r>
     </w:p>
     <w:p>
@@ -1612,50 +1595,76 @@
           <w:ilvl w:val="0"/>
           <w:numId w:val="14"/>
         </w:numPr>
-        <w:spacing w:after="0" w:line="480" w:lineRule="exact"/>
-        <w:ind w:leftChars="0" w:right="0"/>
-        <w:rPr>
-          <w:szCs w:val="28"/>
-        </w:rPr>
-      </w:pPr>
-      <w:r>
-        <w:rPr>
-          <w:rFonts w:hint="eastAsia"/>
-          <w:bCs/>
-          <w:szCs w:val="28"/>
-        </w:rPr>
-        <w:t>百無聊賴</w:t>
-      </w:r>
-      <w:r>
-        <w:rPr>
-          <w:rFonts w:hint="eastAsia"/>
-          <w:szCs w:val="28"/>
-        </w:rPr>
-        <w:t>：</w:t>
-      </w:r>
-      <w:r>
-        <w:rPr>
-          <w:rFonts w:hint="eastAsia"/>
-          <w:szCs w:val="28"/>
-        </w:rPr>
-        <w:t>非常無聊。指無事可做，或思想感情沒有寄託的狀況。</w:t>
-      </w:r>
-    </w:p>
-    <w:p>
-      <w:pPr>
-        <w:pStyle w:val="a9"/>
-        <w:spacing w:after="0" w:line="480" w:lineRule="exact"/>
-        <w:ind w:leftChars="0" w:right="0" w:firstLine="0"/>
-        <w:rPr>
-          <w:szCs w:val="28"/>
-        </w:rPr>
-      </w:pPr>
-      <w:r>
-        <w:rPr>
-          <w:rFonts w:hint="eastAsia"/>
-          <w:szCs w:val="28"/>
-        </w:rPr>
-        <w:t>【例】她百無聊賴，只好對著小狗說話。</w:t>
+        <w:spacing w:after="0" w:line="460" w:lineRule="exact"/>
+        <w:ind w:leftChars="0" w:left="284" w:right="0" w:hanging="284"/>
+        <w:jc w:val="both"/>
+        <w:rPr>
+          <w:szCs w:val="28"/>
+        </w:rPr>
+      </w:pPr>
+      <w:r>
+        <w:rPr>
+          <w:rFonts w:hint="eastAsia"/>
+          <w:szCs w:val="28"/>
+        </w:rPr>
+        <w:t>怨</w:t>
+      </w:r>
+      <w:proofErr w:type="gramStart"/>
+      <w:r>
+        <w:rPr>
+          <w:rFonts w:hint="eastAsia"/>
+          <w:szCs w:val="28"/>
+        </w:rPr>
+        <w:t>懟</w:t>
+      </w:r>
+      <w:proofErr w:type="gramEnd"/>
+      <w:r>
+        <w:rPr>
+          <w:rFonts w:hint="eastAsia"/>
+          <w:szCs w:val="28"/>
+        </w:rPr>
+        <w:t>（</w:t>
+      </w:r>
+      <w:proofErr w:type="gramStart"/>
+      <w:r>
+        <w:rPr>
+          <w:rFonts w:hint="eastAsia"/>
+          <w:color w:val="FF0000"/>
+          <w:sz w:val="16"/>
+          <w:szCs w:val="16"/>
+        </w:rPr>
+        <w:t>ㄉㄨㄟˋ</w:t>
+      </w:r>
+      <w:proofErr w:type="gramEnd"/>
+      <w:r>
+        <w:rPr>
+          <w:rFonts w:hint="eastAsia"/>
+          <w:szCs w:val="28"/>
+        </w:rPr>
+        <w:t>）：</w:t>
+      </w:r>
+      <w:r>
+        <w:rPr>
+          <w:rFonts w:hint="eastAsia"/>
+          <w:szCs w:val="28"/>
+        </w:rPr>
+        <w:t>怨恨、不滿與責怪。這是程度較深的負面情感。在《約客》中，客人失約了，詩人雖然有些失望，但文字表現得非常溫和，並沒有產生強烈的「怨</w:t>
+      </w:r>
+      <w:proofErr w:type="gramStart"/>
+      <w:r>
+        <w:rPr>
+          <w:rFonts w:hint="eastAsia"/>
+          <w:szCs w:val="28"/>
+        </w:rPr>
+        <w:t>懟</w:t>
+      </w:r>
+      <w:proofErr w:type="gramEnd"/>
+      <w:r>
+        <w:rPr>
+          <w:rFonts w:hint="eastAsia"/>
+          <w:szCs w:val="28"/>
+        </w:rPr>
+        <w:t>」之情（沒有責怪、憤怒的表現），展現了文人的修養。</w:t>
       </w:r>
     </w:p>
     <w:p>
@@ -1665,125 +1674,55 @@
           <w:ilvl w:val="0"/>
           <w:numId w:val="14"/>
         </w:numPr>
-        <w:spacing w:after="0" w:line="480" w:lineRule="exact"/>
-        <w:ind w:leftChars="0" w:right="0"/>
-        <w:rPr>
-          <w:szCs w:val="28"/>
-        </w:rPr>
-      </w:pPr>
-      <w:r>
-        <w:rPr>
-          <w:rFonts w:hint="eastAsia"/>
-          <w:szCs w:val="28"/>
-        </w:rPr>
-        <w:t>燈芯</w:t>
-      </w:r>
-      <w:r>
-        <w:rPr>
-          <w:rFonts w:hint="eastAsia"/>
-          <w:bCs/>
-          <w:szCs w:val="28"/>
-        </w:rPr>
-        <w:t>(</w:t>
+        <w:spacing w:after="0" w:line="460" w:lineRule="exact"/>
+        <w:ind w:leftChars="0" w:left="284" w:right="0" w:hanging="284"/>
+        <w:jc w:val="both"/>
+        <w:rPr>
+          <w:szCs w:val="28"/>
+        </w:rPr>
+      </w:pPr>
+      <w:r>
+        <w:rPr>
+          <w:rFonts w:hint="eastAsia"/>
+          <w:szCs w:val="28"/>
+        </w:rPr>
+        <w:t>含蓄</w:t>
+      </w:r>
+      <w:r>
+        <w:rPr>
+          <w:rFonts w:hint="eastAsia"/>
+          <w:szCs w:val="28"/>
+        </w:rPr>
+        <w:t>：</w:t>
+      </w:r>
+      <w:r>
+        <w:rPr>
+          <w:rFonts w:hint="eastAsia"/>
+          <w:szCs w:val="28"/>
+        </w:rPr>
+        <w:t>思想、情感或言語表達得委婉、不直接流露，留下讓人回味的空間。東方美學非常講究含蓄之美。文章不把話說滿、</w:t>
       </w:r>
       <w:proofErr w:type="gramStart"/>
       <w:r>
         <w:rPr>
           <w:rFonts w:hint="eastAsia"/>
-          <w:bCs/>
-          <w:color w:val="FF0000"/>
-          <w:sz w:val="16"/>
-          <w:szCs w:val="16"/>
-        </w:rPr>
-        <w:t>ㄒㄧㄣ</w:t>
+          <w:szCs w:val="28"/>
+        </w:rPr>
+        <w:t>說死</w:t>
       </w:r>
       <w:proofErr w:type="gramEnd"/>
       <w:r>
         <w:rPr>
           <w:rFonts w:hint="eastAsia"/>
-          <w:bCs/>
-          <w:szCs w:val="28"/>
-        </w:rPr>
-        <w:t>)</w:t>
-      </w:r>
-      <w:r>
-        <w:rPr>
-          <w:rFonts w:hint="eastAsia"/>
-          <w:szCs w:val="28"/>
-        </w:rPr>
-        <w:t>：</w:t>
-      </w:r>
-      <w:r>
-        <w:rPr>
-          <w:rFonts w:hint="eastAsia"/>
-          <w:szCs w:val="28"/>
-        </w:rPr>
-        <w:t>酒精燈、油燈用來點火</w:t>
-      </w:r>
-      <w:proofErr w:type="gramStart"/>
-      <w:r>
-        <w:rPr>
-          <w:rFonts w:hint="eastAsia"/>
-          <w:szCs w:val="28"/>
-        </w:rPr>
-        <w:t>的燃線</w:t>
-      </w:r>
-      <w:proofErr w:type="gramEnd"/>
-      <w:r>
-        <w:rPr>
-          <w:rFonts w:hint="eastAsia"/>
-          <w:szCs w:val="28"/>
-        </w:rPr>
-        <w:t>，通常</w:t>
-      </w:r>
-      <w:proofErr w:type="gramStart"/>
-      <w:r>
-        <w:rPr>
-          <w:rFonts w:hint="eastAsia"/>
-          <w:szCs w:val="28"/>
-        </w:rPr>
-        <w:t>由紗、</w:t>
-      </w:r>
-      <w:proofErr w:type="gramEnd"/>
-      <w:r>
-        <w:rPr>
-          <w:rFonts w:hint="eastAsia"/>
-          <w:szCs w:val="28"/>
-        </w:rPr>
-        <w:t>線或燈草製成。</w:t>
-      </w:r>
-    </w:p>
-    <w:p>
-      <w:pPr>
-        <w:pStyle w:val="a9"/>
-        <w:spacing w:after="0" w:line="480" w:lineRule="exact"/>
-        <w:ind w:leftChars="0" w:right="0" w:firstLine="0"/>
-        <w:rPr>
-          <w:szCs w:val="28"/>
-        </w:rPr>
-      </w:pPr>
-      <w:r>
-        <w:rPr>
-          <w:rFonts w:hint="eastAsia"/>
-          <w:szCs w:val="28"/>
-        </w:rPr>
-        <w:t>【例】這盞油燈的</w:t>
-      </w:r>
-      <w:proofErr w:type="gramStart"/>
-      <w:r>
-        <w:rPr>
-          <w:rFonts w:hint="eastAsia"/>
-          <w:szCs w:val="28"/>
-        </w:rPr>
-        <w:t>燈芯太短</w:t>
-      </w:r>
-      <w:proofErr w:type="gramEnd"/>
-      <w:r>
-        <w:rPr>
-          <w:rFonts w:hint="eastAsia"/>
-          <w:szCs w:val="28"/>
-        </w:rPr>
-        <w:t>了，不易點燃。</w:t>
+          <w:szCs w:val="28"/>
+        </w:rPr>
+        <w:t>，而是把深刻的情感藏在點到為止的文字背後，讓讀者去「讀懂字裡行間的意思」</w:t>
+      </w:r>
+      <w:r>
+        <w:rPr>
+          <w:szCs w:val="28"/>
+        </w:rPr>
+        <w:t>，往往比直接大喊大叫更有感染力。</w:t>
       </w:r>
     </w:p>
     <w:p>
@@ -1793,50 +1732,19 @@
           <w:ilvl w:val="0"/>
           <w:numId w:val="14"/>
         </w:numPr>
-        <w:spacing w:after="0" w:line="480" w:lineRule="exact"/>
-        <w:ind w:leftChars="0" w:right="0"/>
-        <w:rPr>
-          <w:szCs w:val="28"/>
-        </w:rPr>
-      </w:pPr>
-      <w:r>
-        <w:rPr>
-          <w:rFonts w:hint="eastAsia"/>
-          <w:szCs w:val="28"/>
-        </w:rPr>
-        <w:t>篤</w:t>
-      </w:r>
-      <w:r>
-        <w:rPr>
-          <w:rFonts w:hint="eastAsia"/>
-          <w:szCs w:val="28"/>
-        </w:rPr>
-        <w:t>(</w:t>
-      </w:r>
-      <w:proofErr w:type="gramStart"/>
-      <w:r>
-        <w:rPr>
-          <w:rFonts w:hint="eastAsia"/>
-          <w:color w:val="FF0000"/>
-          <w:sz w:val="16"/>
-          <w:szCs w:val="16"/>
-        </w:rPr>
-        <w:t>ㄉㄨˇ</w:t>
-      </w:r>
-      <w:proofErr w:type="gramEnd"/>
-      <w:r>
-        <w:rPr>
-          <w:rFonts w:hint="eastAsia"/>
-          <w:szCs w:val="28"/>
-        </w:rPr>
-        <w:t>)</w:t>
-      </w:r>
-      <w:r>
-        <w:rPr>
-          <w:rFonts w:hint="eastAsia"/>
-          <w:szCs w:val="28"/>
-        </w:rPr>
-        <w:t>篤的</w:t>
+        <w:spacing w:after="0" w:line="460" w:lineRule="exact"/>
+        <w:ind w:leftChars="0" w:left="284" w:right="0" w:hanging="284"/>
+        <w:jc w:val="both"/>
+        <w:rPr>
+          <w:szCs w:val="28"/>
+        </w:rPr>
+      </w:pPr>
+      <w:r>
+        <w:rPr>
+          <w:rFonts w:hint="eastAsia"/>
+          <w:szCs w:val="28"/>
+        </w:rPr>
+        <w:t>質樸自然</w:t>
       </w:r>
       <w:r>
         <w:rPr>
@@ -1845,28 +1753,12 @@
         </w:rPr>
         <w:t>：</w:t>
       </w:r>
-      <w:proofErr w:type="gramStart"/>
-      <w:r>
-        <w:rPr>
-          <w:rFonts w:hint="eastAsia"/>
-          <w:szCs w:val="28"/>
-        </w:rPr>
-        <w:t>狀聲詞</w:t>
-      </w:r>
-      <w:proofErr w:type="gramEnd"/>
-      <w:r>
-        <w:rPr>
-          <w:rFonts w:hint="eastAsia"/>
-          <w:szCs w:val="28"/>
-        </w:rPr>
-        <w:t>，指敲打棋子所發出的聲響</w:t>
-      </w:r>
-      <w:r>
-        <w:rPr>
-          <w:rFonts w:hint="eastAsia"/>
-          <w:szCs w:val="28"/>
-        </w:rPr>
-        <w:t>。</w:t>
+      <w:r>
+        <w:rPr>
+          <w:rFonts w:hint="eastAsia"/>
+          <w:szCs w:val="28"/>
+        </w:rPr>
+        <w:t>樸實、不加人工修飾，如同大自然原本的模樣。作者不使用華麗的辭藻、古怪的生僻字，而是用最生活化、最簡單的語言來寫作。雖然文字看似平凡，卻因為真實、純粹，反而能直擊人心。</w:t>
       </w:r>
     </w:p>
     <w:p>
@@ -1876,27 +1768,19 @@
           <w:ilvl w:val="0"/>
           <w:numId w:val="14"/>
         </w:numPr>
-        <w:spacing w:after="0" w:line="480" w:lineRule="exact"/>
-        <w:ind w:leftChars="0" w:right="0"/>
-        <w:rPr>
-          <w:szCs w:val="28"/>
-        </w:rPr>
-      </w:pPr>
-      <w:proofErr w:type="gramStart"/>
-      <w:r>
-        <w:rPr>
-          <w:bCs/>
-          <w:szCs w:val="28"/>
-        </w:rPr>
-        <w:t>閒</w:t>
-      </w:r>
-      <w:proofErr w:type="gramEnd"/>
-      <w:r>
-        <w:rPr>
-          <w:bCs/>
-          <w:szCs w:val="28"/>
-        </w:rPr>
-        <w:t>逸</w:t>
+        <w:spacing w:after="0" w:line="460" w:lineRule="exact"/>
+        <w:ind w:leftChars="0" w:left="284" w:right="0" w:hanging="284"/>
+        <w:jc w:val="both"/>
+        <w:rPr>
+          <w:szCs w:val="28"/>
+        </w:rPr>
+      </w:pPr>
+      <w:r>
+        <w:rPr>
+          <w:rFonts w:hint="eastAsia"/>
+          <w:szCs w:val="28"/>
+        </w:rPr>
+        <w:t>雕琢</w:t>
       </w:r>
       <w:r>
         <w:rPr>
@@ -1910,7 +1794,7 @@
           <w:rFonts w:hint="eastAsia"/>
           <w:szCs w:val="28"/>
         </w:rPr>
-        <w:t>悠閒安逸。</w:t>
+        <w:t>原指雕刻玉石或木頭，在文學中指刻意追求華麗的詞彙、過度修飾文章的技巧。當我們說一首詩「不加雕琢」，就是讚美它沒有人工堆砌的痕跡，清新自然。</w:t>
       </w:r>
     </w:p>
     <w:p>
@@ -1920,349 +1804,38 @@
           <w:ilvl w:val="0"/>
           <w:numId w:val="14"/>
         </w:numPr>
-        <w:spacing w:after="0" w:line="480" w:lineRule="exact"/>
-        <w:ind w:leftChars="0" w:right="0"/>
-        <w:rPr>
-          <w:szCs w:val="28"/>
-        </w:rPr>
-      </w:pPr>
-      <w:r>
-        <w:rPr>
-          <w:rFonts w:hint="eastAsia"/>
-          <w:bCs/>
-          <w:szCs w:val="28"/>
-        </w:rPr>
-        <w:t>渲染</w:t>
-      </w:r>
-      <w:r>
-        <w:rPr>
-          <w:rFonts w:hint="eastAsia"/>
-          <w:bCs/>
+        <w:spacing w:after="0" w:line="460" w:lineRule="exact"/>
+        <w:ind w:leftChars="0" w:left="284" w:right="0" w:hanging="284"/>
+        <w:jc w:val="both"/>
+        <w:rPr>
+          <w:rFonts w:hint="eastAsia"/>
+          <w:szCs w:val="28"/>
+        </w:rPr>
+      </w:pPr>
+      <w:r>
+        <w:rPr>
+          <w:rFonts w:hint="eastAsia"/>
+          <w:szCs w:val="28"/>
+        </w:rPr>
+        <w:t>天衣無縫</w:t>
+      </w:r>
+      <w:r>
+        <w:rPr>
+          <w:rFonts w:hint="eastAsia"/>
           <w:szCs w:val="28"/>
         </w:rPr>
         <w:t>：</w:t>
       </w:r>
-    </w:p>
-    <w:p>
-      <w:pPr>
-        <w:pStyle w:val="a9"/>
-        <w:numPr>
-          <w:ilvl w:val="0"/>
-          <w:numId w:val="43"/>
-        </w:numPr>
-        <w:spacing w:after="0" w:line="480" w:lineRule="exact"/>
-        <w:ind w:leftChars="0" w:right="0"/>
-        <w:rPr>
-          <w:szCs w:val="28"/>
-        </w:rPr>
-      </w:pPr>
-      <w:r>
-        <w:rPr>
-          <w:rFonts w:hint="eastAsia"/>
-          <w:szCs w:val="28"/>
-        </w:rPr>
-        <w:t>國畫的一種用色技巧。以水墨或顏料，襯托物像，而形成陰陽向背的效果。</w:t>
-      </w:r>
-    </w:p>
-    <w:p>
-      <w:pPr>
-        <w:pStyle w:val="a9"/>
-        <w:spacing w:after="0" w:line="480" w:lineRule="exact"/>
-        <w:ind w:leftChars="0" w:right="0" w:firstLine="0"/>
-        <w:rPr>
-          <w:szCs w:val="28"/>
-        </w:rPr>
-      </w:pPr>
-      <w:r>
-        <w:rPr>
-          <w:rFonts w:hint="eastAsia"/>
-          <w:szCs w:val="28"/>
-        </w:rPr>
-        <w:t>【例】水墨畫常以渲染的手法，點出主題與背景的明暗分別。</w:t>
-      </w:r>
-    </w:p>
-    <w:p>
-      <w:pPr>
-        <w:pStyle w:val="a9"/>
-        <w:numPr>
-          <w:ilvl w:val="0"/>
-          <w:numId w:val="43"/>
-        </w:numPr>
-        <w:spacing w:after="0" w:line="480" w:lineRule="exact"/>
-        <w:ind w:leftChars="0" w:right="0"/>
-        <w:rPr>
-          <w:szCs w:val="28"/>
-        </w:rPr>
-      </w:pPr>
-      <w:r>
-        <w:rPr>
-          <w:rFonts w:hint="eastAsia"/>
-          <w:szCs w:val="28"/>
-        </w:rPr>
-        <w:t>比喻言詞、文字過度吹噓誇大。</w:t>
-      </w:r>
-    </w:p>
-    <w:p>
-      <w:pPr>
-        <w:pStyle w:val="a9"/>
-        <w:spacing w:after="0" w:line="480" w:lineRule="exact"/>
-        <w:ind w:leftChars="0" w:right="0" w:firstLine="0"/>
-        <w:rPr>
-          <w:szCs w:val="28"/>
-        </w:rPr>
-      </w:pPr>
-      <w:r>
-        <w:rPr>
-          <w:rFonts w:hint="eastAsia"/>
-          <w:szCs w:val="28"/>
-        </w:rPr>
-        <w:t>【例】媒體對事件的過度渲染，常會誤導民眾對真</w:t>
-      </w:r>
-      <w:proofErr w:type="gramStart"/>
-      <w:r>
-        <w:rPr>
-          <w:rFonts w:hint="eastAsia"/>
-          <w:szCs w:val="28"/>
-        </w:rPr>
-        <w:t>象</w:t>
-      </w:r>
-      <w:proofErr w:type="gramEnd"/>
-      <w:r>
-        <w:rPr>
-          <w:rFonts w:hint="eastAsia"/>
-          <w:szCs w:val="28"/>
-        </w:rPr>
-        <w:t>的認知與了解。</w:t>
-      </w:r>
-    </w:p>
-    <w:p>
-      <w:pPr>
-        <w:pStyle w:val="a9"/>
-        <w:numPr>
-          <w:ilvl w:val="0"/>
-          <w:numId w:val="14"/>
-        </w:numPr>
-        <w:spacing w:after="0" w:line="480" w:lineRule="exact"/>
-        <w:ind w:leftChars="0" w:right="0"/>
-        <w:rPr>
-          <w:szCs w:val="28"/>
-        </w:rPr>
-      </w:pPr>
-      <w:r>
-        <w:rPr>
-          <w:rFonts w:hint="eastAsia"/>
-          <w:szCs w:val="28"/>
-        </w:rPr>
-        <w:t>悵惘</w:t>
-      </w:r>
-      <w:r>
-        <w:rPr>
-          <w:rFonts w:hint="eastAsia"/>
-          <w:szCs w:val="28"/>
-        </w:rPr>
-        <w:t>(</w:t>
-      </w:r>
-      <w:proofErr w:type="gramStart"/>
-      <w:r>
-        <w:rPr>
-          <w:rFonts w:hint="eastAsia"/>
-          <w:color w:val="FF0000"/>
-          <w:sz w:val="16"/>
-          <w:szCs w:val="16"/>
-        </w:rPr>
-        <w:t>ㄔㄤˋ</w:t>
-      </w:r>
-      <w:proofErr w:type="gramEnd"/>
-      <w:r>
-        <w:rPr>
-          <w:rFonts w:hint="eastAsia"/>
-          <w:color w:val="FF0000"/>
-          <w:sz w:val="16"/>
-          <w:szCs w:val="16"/>
-        </w:rPr>
-        <w:t xml:space="preserve"> </w:t>
-      </w:r>
-      <w:proofErr w:type="gramStart"/>
-      <w:r>
-        <w:rPr>
-          <w:rFonts w:hint="eastAsia"/>
-          <w:color w:val="FF0000"/>
-          <w:sz w:val="16"/>
-          <w:szCs w:val="16"/>
-        </w:rPr>
-        <w:t>ㄨㄤˇ</w:t>
-      </w:r>
-      <w:proofErr w:type="gramEnd"/>
-      <w:r>
-        <w:rPr>
-          <w:rFonts w:hint="eastAsia"/>
-          <w:szCs w:val="28"/>
-        </w:rPr>
-        <w:t>)</w:t>
-      </w:r>
-      <w:r>
-        <w:rPr>
-          <w:rFonts w:hint="eastAsia"/>
-          <w:szCs w:val="28"/>
-        </w:rPr>
-        <w:t>：</w:t>
-      </w:r>
-      <w:r>
-        <w:rPr>
-          <w:rFonts w:hint="eastAsia"/>
-          <w:szCs w:val="28"/>
-        </w:rPr>
-        <w:t>失意的樣子。</w:t>
-      </w:r>
-    </w:p>
-    <w:p>
-      <w:pPr>
-        <w:pStyle w:val="a9"/>
-        <w:spacing w:after="0" w:line="480" w:lineRule="exact"/>
-        <w:ind w:leftChars="0" w:right="0" w:firstLine="0"/>
-        <w:rPr>
-          <w:szCs w:val="28"/>
-        </w:rPr>
-      </w:pPr>
-      <w:r>
-        <w:rPr>
-          <w:rFonts w:hint="eastAsia"/>
-          <w:szCs w:val="28"/>
-        </w:rPr>
-        <w:t>【例】今日一別，不知何時才能再見，心中不免悵惘。</w:t>
-      </w:r>
-    </w:p>
-    <w:p>
-      <w:pPr>
-        <w:pStyle w:val="a9"/>
-        <w:numPr>
-          <w:ilvl w:val="0"/>
-          <w:numId w:val="14"/>
-        </w:numPr>
-        <w:spacing w:after="0" w:line="480" w:lineRule="exact"/>
-        <w:ind w:leftChars="0" w:right="0"/>
-        <w:rPr>
-          <w:szCs w:val="28"/>
-        </w:rPr>
-      </w:pPr>
-      <w:r>
-        <w:rPr>
-          <w:rFonts w:hint="eastAsia"/>
-          <w:szCs w:val="28"/>
-        </w:rPr>
-        <w:t>清麗</w:t>
-      </w:r>
-      <w:r>
-        <w:rPr>
-          <w:rFonts w:hint="eastAsia"/>
-          <w:szCs w:val="28"/>
-        </w:rPr>
-        <w:t>：</w:t>
-      </w:r>
-      <w:r>
-        <w:rPr>
-          <w:rFonts w:hint="eastAsia"/>
-          <w:szCs w:val="28"/>
-        </w:rPr>
-        <w:t>清新秀麗</w:t>
-      </w:r>
-      <w:r>
-        <w:rPr>
-          <w:rFonts w:hint="eastAsia"/>
-          <w:szCs w:val="28"/>
-        </w:rPr>
-        <w:t>。</w:t>
-      </w:r>
-    </w:p>
-    <w:p>
-      <w:pPr>
-        <w:pStyle w:val="a9"/>
-        <w:numPr>
-          <w:ilvl w:val="0"/>
-          <w:numId w:val="14"/>
-        </w:numPr>
-        <w:spacing w:after="0" w:line="480" w:lineRule="exact"/>
-        <w:ind w:leftChars="0" w:right="0"/>
-        <w:rPr>
-          <w:szCs w:val="28"/>
-        </w:rPr>
-      </w:pPr>
-      <w:r>
-        <w:rPr>
-          <w:rFonts w:hint="eastAsia"/>
-          <w:szCs w:val="28"/>
-        </w:rPr>
-        <w:t>恬然</w:t>
-      </w:r>
-      <w:r>
-        <w:rPr>
-          <w:rFonts w:hint="eastAsia"/>
-          <w:szCs w:val="28"/>
-        </w:rPr>
-        <w:t>：</w:t>
-      </w:r>
-      <w:r>
-        <w:rPr>
-          <w:rFonts w:hint="eastAsia"/>
-          <w:szCs w:val="28"/>
-        </w:rPr>
-        <w:t>安然自得的樣子。</w:t>
-      </w:r>
-    </w:p>
-    <w:p>
-      <w:pPr>
-        <w:pStyle w:val="a9"/>
-        <w:numPr>
-          <w:ilvl w:val="0"/>
-          <w:numId w:val="14"/>
-        </w:numPr>
-        <w:spacing w:after="0" w:line="480" w:lineRule="exact"/>
-        <w:ind w:leftChars="0" w:right="0"/>
-        <w:rPr>
-          <w:szCs w:val="28"/>
-        </w:rPr>
-      </w:pPr>
-      <w:r>
-        <w:rPr>
-          <w:rFonts w:hint="eastAsia"/>
-          <w:szCs w:val="28"/>
-        </w:rPr>
-        <w:t>靜謐(</w:t>
-      </w:r>
-      <w:proofErr w:type="gramStart"/>
-      <w:r>
-        <w:rPr>
-          <w:rFonts w:hint="eastAsia"/>
-          <w:color w:val="FF0000"/>
-          <w:sz w:val="16"/>
-          <w:szCs w:val="16"/>
-        </w:rPr>
-        <w:t>ㄇㄧˋ</w:t>
-      </w:r>
-      <w:proofErr w:type="gramEnd"/>
-      <w:r>
-        <w:rPr>
-          <w:rFonts w:hint="eastAsia"/>
-          <w:szCs w:val="28"/>
-        </w:rPr>
-        <w:t>)</w:t>
-      </w:r>
-      <w:r>
-        <w:rPr>
-          <w:rFonts w:hint="eastAsia"/>
-          <w:szCs w:val="28"/>
-        </w:rPr>
-        <w:t>：</w:t>
-      </w:r>
-      <w:r>
-        <w:rPr>
-          <w:rFonts w:hint="eastAsia"/>
-          <w:szCs w:val="28"/>
-        </w:rPr>
-        <w:t>安靜。【例】凌晨的植物園十分靜謐。</w:t>
+      <w:r>
+        <w:rPr>
+          <w:rFonts w:hint="eastAsia"/>
+          <w:szCs w:val="28"/>
+        </w:rPr>
+        <w:t>神話中仙女穿的衣服沒有縫製的線跡。比喻事物完美自然，沒有任何破綻或缺憾。通常用來形容詩文的結構非常嚴謹，或者是「外在景物」與「內在情感」結合得極為完美，兩者融為一體，找不到任何生硬拼湊的痕跡。</w:t>
       </w:r>
     </w:p>
     <w:sectPr>
+      <w:footerReference w:type="default" r:id="rId9"/>
       <w:pgSz w:w="11906" w:h="16838"/>
       <w:pgMar w:top="567" w:right="851" w:bottom="567" w:left="851" w:header="0" w:footer="0" w:gutter="0"/>
       <w:cols w:space="720"/>
@@ -2273,7 +1846,7 @@
 </file>
 
 <file path=word/endnotes.xml><?xml version="1.0" encoding="utf-8"?>
-<w:endnotes xmlns:wpc="http://schemas.microsoft.com/office/word/2010/wordprocessingCanvas" xmlns:cx="http://schemas.microsoft.com/office/drawing/2014/chartex" xmlns:cx1="http://schemas.microsoft.com/office/drawing/2015/9/8/chartex" xmlns:cx2="http://schemas.microsoft.com/office/drawing/2015/10/21/chartex" xmlns:cx3="http://schemas.microsoft.com/office/drawing/2016/5/9/chartex" xmlns:cx4="http://schemas.microsoft.com/office/drawing/2016/5/10/chartex" xmlns:cx5="http://schemas.microsoft.com/office/drawing/2016/5/11/chartex" xmlns:cx6="http://schemas.microsoft.com/office/drawing/2016/5/12/chartex" xmlns:cx7="http://schemas.microsoft.com/office/drawing/2016/5/13/chartex" xmlns:cx8="http://schemas.microsoft.com/office/drawing/2016/5/14/chartex" xmlns:mc="http://schemas.openxmlformats.org/markup-compatibility/2006" xmlns:aink="http://schemas.microsoft.com/office/drawing/2016/ink" xmlns:am3d="http://schemas.microsoft.com/office/drawing/2017/model3d" xmlns:o="urn:schemas-microsoft-com:office:office" xmlns:oel="http://schemas.microsoft.com/office/2019/extlst" xmlns:r="http://schemas.openxmlformats.org/officeDocument/2006/relationships" xmlns:m="http://schemas.openxmlformats.org/officeDocument/2006/math" xmlns:v="urn:schemas-microsoft-com:vml" xmlns:wp14="http://schemas.microsoft.com/office/word/2010/wordprocessingDrawing" xmlns:wp="http://schemas.openxmlformats.org/drawingml/2006/wordprocessingDrawing" xmlns:w10="urn:schemas-microsoft-com:office:word" xmlns:w="http://schemas.openxmlformats.org/wordprocessingml/2006/main" xmlns:w14="http://schemas.microsoft.com/office/word/2010/wordml" xmlns:w15="http://schemas.microsoft.com/office/word/2012/wordml" xmlns:w16cex="http://schemas.microsoft.com/office/word/2018/wordml/cex" xmlns:w16cid="http://schemas.microsoft.com/office/word/2016/wordml/cid" xmlns:w16="http://schemas.microsoft.com/office/word/2018/wordml" xmlns:w16du="http://schemas.microsoft.com/office/word/2023/wordml/word16du" xmlns:w16sdtdh="http://schemas.microsoft.com/office/word/2020/wordml/sdtdatahash" xmlns:w16se="http://schemas.microsoft.com/office/word/2015/wordml/symex" xmlns:wpg="http://schemas.microsoft.com/office/word/2010/wordprocessingGroup" xmlns:wpi="http://schemas.microsoft.com/office/word/2010/wordprocessingInk" xmlns:wne="http://schemas.microsoft.com/office/word/2006/wordml" xmlns:wps="http://schemas.microsoft.com/office/word/2010/wordprocessingShape" mc:Ignorable="w14 w15 w16se w16cid w16 w16cex w16sdtdh wp14">
+<w:endnotes xmlns:wpc="http://schemas.microsoft.com/office/word/2010/wordprocessingCanvas" xmlns:cx="http://schemas.microsoft.com/office/drawing/2014/chartex" xmlns:cx1="http://schemas.microsoft.com/office/drawing/2015/9/8/chartex" xmlns:cx2="http://schemas.microsoft.com/office/drawing/2015/10/21/chartex" xmlns:cx3="http://schemas.microsoft.com/office/drawing/2016/5/9/chartex" xmlns:cx4="http://schemas.microsoft.com/office/drawing/2016/5/10/chartex" xmlns:cx5="http://schemas.microsoft.com/office/drawing/2016/5/11/chartex" xmlns:cx6="http://schemas.microsoft.com/office/drawing/2016/5/12/chartex" xmlns:cx7="http://schemas.microsoft.com/office/drawing/2016/5/13/chartex" xmlns:cx8="http://schemas.microsoft.com/office/drawing/2016/5/14/chartex" xmlns:mc="http://schemas.openxmlformats.org/markup-compatibility/2006" xmlns:aink="http://schemas.microsoft.com/office/drawing/2016/ink" xmlns:am3d="http://schemas.microsoft.com/office/drawing/2017/model3d" xmlns:o="urn:schemas-microsoft-com:office:office" xmlns:r="http://schemas.openxmlformats.org/officeDocument/2006/relationships" xmlns:m="http://schemas.openxmlformats.org/officeDocument/2006/math" xmlns:v="urn:schemas-microsoft-com:vml" xmlns:wp14="http://schemas.microsoft.com/office/word/2010/wordprocessingDrawing" xmlns:wp="http://schemas.openxmlformats.org/drawingml/2006/wordprocessingDrawing" xmlns:w10="urn:schemas-microsoft-com:office:word" xmlns:w="http://schemas.openxmlformats.org/wordprocessingml/2006/main" xmlns:w14="http://schemas.microsoft.com/office/word/2010/wordml" xmlns:w15="http://schemas.microsoft.com/office/word/2012/wordml" xmlns:w16cex="http://schemas.microsoft.com/office/word/2018/wordml/cex" xmlns:w16cid="http://schemas.microsoft.com/office/word/2016/wordml/cid" xmlns:w16="http://schemas.microsoft.com/office/word/2018/wordml" xmlns:w16sdtdh="http://schemas.microsoft.com/office/word/2020/wordml/sdtdatahash" xmlns:w16se="http://schemas.microsoft.com/office/word/2015/wordml/symex" xmlns:wpg="http://schemas.microsoft.com/office/word/2010/wordprocessingGroup" xmlns:wpi="http://schemas.microsoft.com/office/word/2010/wordprocessingInk" xmlns:wne="http://schemas.microsoft.com/office/word/2006/wordml" xmlns:wps="http://schemas.microsoft.com/office/word/2010/wordprocessingShape" mc:Ignorable="w14 w15 w16se w16cid w16 w16cex w16sdtdh wp14">
   <w:endnote w:type="separator" w:id="-1">
     <w:p>
       <w:pPr>
@@ -2298,7 +1871,7 @@
 </file>
 
 <file path=word/footer1.xml><?xml version="1.0" encoding="utf-8"?>
-<w:ftr xmlns:wpc="http://schemas.microsoft.com/office/word/2010/wordprocessingCanvas" xmlns:cx="http://schemas.microsoft.com/office/drawing/2014/chartex" xmlns:cx1="http://schemas.microsoft.com/office/drawing/2015/9/8/chartex" xmlns:cx2="http://schemas.microsoft.com/office/drawing/2015/10/21/chartex" xmlns:cx3="http://schemas.microsoft.com/office/drawing/2016/5/9/chartex" xmlns:cx4="http://schemas.microsoft.com/office/drawing/2016/5/10/chartex" xmlns:cx5="http://schemas.microsoft.com/office/drawing/2016/5/11/chartex" xmlns:cx6="http://schemas.microsoft.com/office/drawing/2016/5/12/chartex" xmlns:cx7="http://schemas.microsoft.com/office/drawing/2016/5/13/chartex" xmlns:cx8="http://schemas.microsoft.com/office/drawing/2016/5/14/chartex" xmlns:mc="http://schemas.openxmlformats.org/markup-compatibility/2006" xmlns:aink="http://schemas.microsoft.com/office/drawing/2016/ink" xmlns:am3d="http://schemas.microsoft.com/office/drawing/2017/model3d" xmlns:o="urn:schemas-microsoft-com:office:office" xmlns:oel="http://schemas.microsoft.com/office/2019/extlst" xmlns:r="http://schemas.openxmlformats.org/officeDocument/2006/relationships" xmlns:m="http://schemas.openxmlformats.org/officeDocument/2006/math" xmlns:v="urn:schemas-microsoft-com:vml" xmlns:wp14="http://schemas.microsoft.com/office/word/2010/wordprocessingDrawing" xmlns:wp="http://schemas.openxmlformats.org/drawingml/2006/wordprocessingDrawing" xmlns:w10="urn:schemas-microsoft-com:office:word" xmlns:w="http://schemas.openxmlformats.org/wordprocessingml/2006/main" xmlns:w14="http://schemas.microsoft.com/office/word/2010/wordml" xmlns:w15="http://schemas.microsoft.com/office/word/2012/wordml" xmlns:w16cex="http://schemas.microsoft.com/office/word/2018/wordml/cex" xmlns:w16cid="http://schemas.microsoft.com/office/word/2016/wordml/cid" xmlns:w16="http://schemas.microsoft.com/office/word/2018/wordml" xmlns:w16du="http://schemas.microsoft.com/office/word/2023/wordml/word16du" xmlns:w16sdtdh="http://schemas.microsoft.com/office/word/2020/wordml/sdtdatahash" xmlns:w16se="http://schemas.microsoft.com/office/word/2015/wordml/symex" xmlns:wpg="http://schemas.microsoft.com/office/word/2010/wordprocessingGroup" xmlns:wpi="http://schemas.microsoft.com/office/word/2010/wordprocessingInk" xmlns:wne="http://schemas.microsoft.com/office/word/2006/wordml" xmlns:wps="http://schemas.microsoft.com/office/word/2010/wordprocessingShape" mc:Ignorable="w14 w15 w16se w16cid w16 w16cex w16sdtdh wp14">
+<w:ftr xmlns:wpc="http://schemas.microsoft.com/office/word/2010/wordprocessingCanvas" xmlns:cx="http://schemas.microsoft.com/office/drawing/2014/chartex" xmlns:cx1="http://schemas.microsoft.com/office/drawing/2015/9/8/chartex" xmlns:cx2="http://schemas.microsoft.com/office/drawing/2015/10/21/chartex" xmlns:cx3="http://schemas.microsoft.com/office/drawing/2016/5/9/chartex" xmlns:cx4="http://schemas.microsoft.com/office/drawing/2016/5/10/chartex" xmlns:cx5="http://schemas.microsoft.com/office/drawing/2016/5/11/chartex" xmlns:cx6="http://schemas.microsoft.com/office/drawing/2016/5/12/chartex" xmlns:cx7="http://schemas.microsoft.com/office/drawing/2016/5/13/chartex" xmlns:cx8="http://schemas.microsoft.com/office/drawing/2016/5/14/chartex" xmlns:mc="http://schemas.openxmlformats.org/markup-compatibility/2006" xmlns:aink="http://schemas.microsoft.com/office/drawing/2016/ink" xmlns:am3d="http://schemas.microsoft.com/office/drawing/2017/model3d" xmlns:o="urn:schemas-microsoft-com:office:office" xmlns:r="http://schemas.openxmlformats.org/officeDocument/2006/relationships" xmlns:m="http://schemas.openxmlformats.org/officeDocument/2006/math" xmlns:v="urn:schemas-microsoft-com:vml" xmlns:wp14="http://schemas.microsoft.com/office/word/2010/wordprocessingDrawing" xmlns:wp="http://schemas.openxmlformats.org/drawingml/2006/wordprocessingDrawing" xmlns:w10="urn:schemas-microsoft-com:office:word" xmlns:w="http://schemas.openxmlformats.org/wordprocessingml/2006/main" xmlns:w14="http://schemas.microsoft.com/office/word/2010/wordml" xmlns:w15="http://schemas.microsoft.com/office/word/2012/wordml" xmlns:w16cex="http://schemas.microsoft.com/office/word/2018/wordml/cex" xmlns:w16cid="http://schemas.microsoft.com/office/word/2016/wordml/cid" xmlns:w16="http://schemas.microsoft.com/office/word/2018/wordml" xmlns:w16sdtdh="http://schemas.microsoft.com/office/word/2020/wordml/sdtdatahash" xmlns:w16se="http://schemas.microsoft.com/office/word/2015/wordml/symex" xmlns:wpg="http://schemas.microsoft.com/office/word/2010/wordprocessingGroup" xmlns:wpi="http://schemas.microsoft.com/office/word/2010/wordprocessingInk" xmlns:wne="http://schemas.microsoft.com/office/word/2006/wordml" xmlns:wps="http://schemas.microsoft.com/office/word/2010/wordprocessingShape" mc:Ignorable="w14 w15 w16se w16cid w16 w16cex w16sdtdh wp14">
   <w:sdt>
     <w:sdtPr>
       <w:id w:val="1495451635"/>
@@ -2307,10 +1880,12 @@
         <w:docPartUnique/>
       </w:docPartObj>
     </w:sdtPr>
+    <w:sdtEndPr/>
     <w:sdtContent>
       <w:p>
         <w:pPr>
           <w:pStyle w:val="a5"/>
+          <w:ind w:right="-2"/>
           <w:jc w:val="right"/>
         </w:pPr>
         <w:r>
@@ -2349,7 +1924,7 @@
 </file>
 
 <file path=word/footnotes.xml><?xml version="1.0" encoding="utf-8"?>
-<w:footnotes xmlns:wpc="http://schemas.microsoft.com/office/word/2010/wordprocessingCanvas" xmlns:cx="http://schemas.microsoft.com/office/drawing/2014/chartex" xmlns:cx1="http://schemas.microsoft.com/office/drawing/2015/9/8/chartex" xmlns:cx2="http://schemas.microsoft.com/office/drawing/2015/10/21/chartex" xmlns:cx3="http://schemas.microsoft.com/office/drawing/2016/5/9/chartex" xmlns:cx4="http://schemas.microsoft.com/office/drawing/2016/5/10/chartex" xmlns:cx5="http://schemas.microsoft.com/office/drawing/2016/5/11/chartex" xmlns:cx6="http://schemas.microsoft.com/office/drawing/2016/5/12/chartex" xmlns:cx7="http://schemas.microsoft.com/office/drawing/2016/5/13/chartex" xmlns:cx8="http://schemas.microsoft.com/office/drawing/2016/5/14/chartex" xmlns:mc="http://schemas.openxmlformats.org/markup-compatibility/2006" xmlns:aink="http://schemas.microsoft.com/office/drawing/2016/ink" xmlns:am3d="http://schemas.microsoft.com/office/drawing/2017/model3d" xmlns:o="urn:schemas-microsoft-com:office:office" xmlns:oel="http://schemas.microsoft.com/office/2019/extlst" xmlns:r="http://schemas.openxmlformats.org/officeDocument/2006/relationships" xmlns:m="http://schemas.openxmlformats.org/officeDocument/2006/math" xmlns:v="urn:schemas-microsoft-com:vml" xmlns:wp14="http://schemas.microsoft.com/office/word/2010/wordprocessingDrawing" xmlns:wp="http://schemas.openxmlformats.org/drawingml/2006/wordprocessingDrawing" xmlns:w10="urn:schemas-microsoft-com:office:word" xmlns:w="http://schemas.openxmlformats.org/wordprocessingml/2006/main" xmlns:w14="http://schemas.microsoft.com/office/word/2010/wordml" xmlns:w15="http://schemas.microsoft.com/office/word/2012/wordml" xmlns:w16cex="http://schemas.microsoft.com/office/word/2018/wordml/cex" xmlns:w16cid="http://schemas.microsoft.com/office/word/2016/wordml/cid" xmlns:w16="http://schemas.microsoft.com/office/word/2018/wordml" xmlns:w16du="http://schemas.microsoft.com/office/word/2023/wordml/word16du" xmlns:w16sdtdh="http://schemas.microsoft.com/office/word/2020/wordml/sdtdatahash" xmlns:w16se="http://schemas.microsoft.com/office/word/2015/wordml/symex" xmlns:wpg="http://schemas.microsoft.com/office/word/2010/wordprocessingGroup" xmlns:wpi="http://schemas.microsoft.com/office/word/2010/wordprocessingInk" xmlns:wne="http://schemas.microsoft.com/office/word/2006/wordml" xmlns:wps="http://schemas.microsoft.com/office/word/2010/wordprocessingShape" mc:Ignorable="w14 w15 w16se w16cid w16 w16cex w16sdtdh wp14">
+<w:footnotes xmlns:wpc="http://schemas.microsoft.com/office/word/2010/wordprocessingCanvas" xmlns:cx="http://schemas.microsoft.com/office/drawing/2014/chartex" xmlns:cx1="http://schemas.microsoft.com/office/drawing/2015/9/8/chartex" xmlns:cx2="http://schemas.microsoft.com/office/drawing/2015/10/21/chartex" xmlns:cx3="http://schemas.microsoft.com/office/drawing/2016/5/9/chartex" xmlns:cx4="http://schemas.microsoft.com/office/drawing/2016/5/10/chartex" xmlns:cx5="http://schemas.microsoft.com/office/drawing/2016/5/11/chartex" xmlns:cx6="http://schemas.microsoft.com/office/drawing/2016/5/12/chartex" xmlns:cx7="http://schemas.microsoft.com/office/drawing/2016/5/13/chartex" xmlns:cx8="http://schemas.microsoft.com/office/drawing/2016/5/14/chartex" xmlns:mc="http://schemas.openxmlformats.org/markup-compatibility/2006" xmlns:aink="http://schemas.microsoft.com/office/drawing/2016/ink" xmlns:am3d="http://schemas.microsoft.com/office/drawing/2017/model3d" xmlns:o="urn:schemas-microsoft-com:office:office" xmlns:r="http://schemas.openxmlformats.org/officeDocument/2006/relationships" xmlns:m="http://schemas.openxmlformats.org/officeDocument/2006/math" xmlns:v="urn:schemas-microsoft-com:vml" xmlns:wp14="http://schemas.microsoft.com/office/word/2010/wordprocessingDrawing" xmlns:wp="http://schemas.openxmlformats.org/drawingml/2006/wordprocessingDrawing" xmlns:w10="urn:schemas-microsoft-com:office:word" xmlns:w="http://schemas.openxmlformats.org/wordprocessingml/2006/main" xmlns:w14="http://schemas.microsoft.com/office/word/2010/wordml" xmlns:w15="http://schemas.microsoft.com/office/word/2012/wordml" xmlns:w16cex="http://schemas.microsoft.com/office/word/2018/wordml/cex" xmlns:w16cid="http://schemas.microsoft.com/office/word/2016/wordml/cid" xmlns:w16="http://schemas.microsoft.com/office/word/2018/wordml" xmlns:w16sdtdh="http://schemas.microsoft.com/office/word/2020/wordml/sdtdatahash" xmlns:w16se="http://schemas.microsoft.com/office/word/2015/wordml/symex" xmlns:wpg="http://schemas.microsoft.com/office/word/2010/wordprocessingGroup" xmlns:wpi="http://schemas.microsoft.com/office/word/2010/wordprocessingInk" xmlns:wne="http://schemas.microsoft.com/office/word/2006/wordml" xmlns:wps="http://schemas.microsoft.com/office/word/2010/wordprocessingShape" mc:Ignorable="w14 w15 w16se w16cid w16 w16cex w16sdtdh wp14">
   <w:footnote w:type="separator" w:id="-1">
     <w:p>
       <w:pPr>
@@ -2374,7 +1949,7 @@
 </file>
 
 <file path=word/numbering.xml><?xml version="1.0" encoding="utf-8"?>
-<w:numbering xmlns:wpc="http://schemas.microsoft.com/office/word/2010/wordprocessingCanvas" xmlns:cx="http://schemas.microsoft.com/office/drawing/2014/chartex" xmlns:cx1="http://schemas.microsoft.com/office/drawing/2015/9/8/chartex" xmlns:cx2="http://schemas.microsoft.com/office/drawing/2015/10/21/chartex" xmlns:cx3="http://schemas.microsoft.com/office/drawing/2016/5/9/chartex" xmlns:cx4="http://schemas.microsoft.com/office/drawing/2016/5/10/chartex" xmlns:cx5="http://schemas.microsoft.com/office/drawing/2016/5/11/chartex" xmlns:cx6="http://schemas.microsoft.com/office/drawing/2016/5/12/chartex" xmlns:cx7="http://schemas.microsoft.com/office/drawing/2016/5/13/chartex" xmlns:cx8="http://schemas.microsoft.com/office/drawing/2016/5/14/chartex" xmlns:mc="http://schemas.openxmlformats.org/markup-compatibility/2006" xmlns:aink="http://schemas.microsoft.com/office/drawing/2016/ink" xmlns:am3d="http://schemas.microsoft.com/office/drawing/2017/model3d" xmlns:o="urn:schemas-microsoft-com:office:office" xmlns:oel="http://schemas.microsoft.com/office/2019/extlst" xmlns:r="http://schemas.openxmlformats.org/officeDocument/2006/relationships" xmlns:m="http://schemas.openxmlformats.org/officeDocument/2006/math" xmlns:v="urn:schemas-microsoft-com:vml" xmlns:wp14="http://schemas.microsoft.com/office/word/2010/wordprocessingDrawing" xmlns:wp="http://schemas.openxmlformats.org/drawingml/2006/wordprocessingDrawing" xmlns:w10="urn:schemas-microsoft-com:office:word" xmlns:w="http://schemas.openxmlformats.org/wordprocessingml/2006/main" xmlns:w14="http://schemas.microsoft.com/office/word/2010/wordml" xmlns:w15="http://schemas.microsoft.com/office/word/2012/wordml" xmlns:w16cex="http://schemas.microsoft.com/office/word/2018/wordml/cex" xmlns:w16cid="http://schemas.microsoft.com/office/word/2016/wordml/cid" xmlns:w16="http://schemas.microsoft.com/office/word/2018/wordml" xmlns:w16du="http://schemas.microsoft.com/office/word/2023/wordml/word16du" xmlns:w16sdtdh="http://schemas.microsoft.com/office/word/2020/wordml/sdtdatahash" xmlns:w16se="http://schemas.microsoft.com/office/word/2015/wordml/symex" xmlns:wpg="http://schemas.microsoft.com/office/word/2010/wordprocessingGroup" xmlns:wpi="http://schemas.microsoft.com/office/word/2010/wordprocessingInk" xmlns:wne="http://schemas.microsoft.com/office/word/2006/wordml" xmlns:wps="http://schemas.microsoft.com/office/word/2010/wordprocessingShape" mc:Ignorable="w14 w15 w16se w16cid w16 w16cex w16sdtdh wp14">
+<w:numbering xmlns:wpc="http://schemas.microsoft.com/office/word/2010/wordprocessingCanvas" xmlns:cx="http://schemas.microsoft.com/office/drawing/2014/chartex" xmlns:cx1="http://schemas.microsoft.com/office/drawing/2015/9/8/chartex" xmlns:cx2="http://schemas.microsoft.com/office/drawing/2015/10/21/chartex" xmlns:cx3="http://schemas.microsoft.com/office/drawing/2016/5/9/chartex" xmlns:cx4="http://schemas.microsoft.com/office/drawing/2016/5/10/chartex" xmlns:cx5="http://schemas.microsoft.com/office/drawing/2016/5/11/chartex" xmlns:cx6="http://schemas.microsoft.com/office/drawing/2016/5/12/chartex" xmlns:cx7="http://schemas.microsoft.com/office/drawing/2016/5/13/chartex" xmlns:cx8="http://schemas.microsoft.com/office/drawing/2016/5/14/chartex" xmlns:mc="http://schemas.openxmlformats.org/markup-compatibility/2006" xmlns:aink="http://schemas.microsoft.com/office/drawing/2016/ink" xmlns:am3d="http://schemas.microsoft.com/office/drawing/2017/model3d" xmlns:o="urn:schemas-microsoft-com:office:office" xmlns:r="http://schemas.openxmlformats.org/officeDocument/2006/relationships" xmlns:m="http://schemas.openxmlformats.org/officeDocument/2006/math" xmlns:v="urn:schemas-microsoft-com:vml" xmlns:wp14="http://schemas.microsoft.com/office/word/2010/wordprocessingDrawing" xmlns:wp="http://schemas.openxmlformats.org/drawingml/2006/wordprocessingDrawing" xmlns:w10="urn:schemas-microsoft-com:office:word" xmlns:w="http://schemas.openxmlformats.org/wordprocessingml/2006/main" xmlns:w14="http://schemas.microsoft.com/office/word/2010/wordml" xmlns:w15="http://schemas.microsoft.com/office/word/2012/wordml" xmlns:w16cex="http://schemas.microsoft.com/office/word/2018/wordml/cex" xmlns:w16cid="http://schemas.microsoft.com/office/word/2016/wordml/cid" xmlns:w16="http://schemas.microsoft.com/office/word/2018/wordml" xmlns:w16sdtdh="http://schemas.microsoft.com/office/word/2020/wordml/sdtdatahash" xmlns:w16se="http://schemas.microsoft.com/office/word/2015/wordml/symex" xmlns:wpg="http://schemas.microsoft.com/office/word/2010/wordprocessingGroup" xmlns:wpi="http://schemas.microsoft.com/office/word/2010/wordprocessingInk" xmlns:wne="http://schemas.microsoft.com/office/word/2006/wordml" xmlns:wps="http://schemas.microsoft.com/office/word/2010/wordprocessingShape" mc:Ignorable="w14 w15 w16se w16cid w16 w16cex w16sdtdh wp14">
   <w:abstractNum w:abstractNumId="0" w15:restartNumberingAfterBreak="0">
     <w:nsid w:val="004D26E9"/>
     <w:multiLevelType w:val="hybridMultilevel"/>
@@ -3145,6 +2720,92 @@
     </w:lvl>
   </w:abstractNum>
   <w:abstractNum w:abstractNumId="8" w15:restartNumberingAfterBreak="0">
+    <w:nsid w:val="17F00D84"/>
+    <w:multiLevelType w:val="hybridMultilevel"/>
+    <w:tmpl w:val="51CA449E"/>
+    <w:lvl w:ilvl="0" w:tplc="0409000F">
+      <w:start w:val="1"/>
+      <w:numFmt w:val="decimal"/>
+      <w:lvlText w:val="%1."/>
+      <w:lvlJc w:val="left"/>
+      <w:pPr>
+        <w:ind w:left="480" w:hanging="480"/>
+      </w:pPr>
+    </w:lvl>
+    <w:lvl w:ilvl="1" w:tplc="04090019">
+      <w:start w:val="1"/>
+      <w:numFmt w:val="ideographTraditional"/>
+      <w:lvlText w:val="%2、"/>
+      <w:lvlJc w:val="left"/>
+      <w:pPr>
+        <w:ind w:left="960" w:hanging="480"/>
+      </w:pPr>
+    </w:lvl>
+    <w:lvl w:ilvl="2" w:tplc="0409001B" w:tentative="1">
+      <w:start w:val="1"/>
+      <w:numFmt w:val="lowerRoman"/>
+      <w:lvlText w:val="%3."/>
+      <w:lvlJc w:val="right"/>
+      <w:pPr>
+        <w:ind w:left="1440" w:hanging="480"/>
+      </w:pPr>
+    </w:lvl>
+    <w:lvl w:ilvl="3" w:tplc="0409000F" w:tentative="1">
+      <w:start w:val="1"/>
+      <w:numFmt w:val="decimal"/>
+      <w:lvlText w:val="%4."/>
+      <w:lvlJc w:val="left"/>
+      <w:pPr>
+        <w:ind w:left="1920" w:hanging="480"/>
+      </w:pPr>
+    </w:lvl>
+    <w:lvl w:ilvl="4" w:tplc="04090019" w:tentative="1">
+      <w:start w:val="1"/>
+      <w:numFmt w:val="ideographTraditional"/>
+      <w:lvlText w:val="%5、"/>
+      <w:lvlJc w:val="left"/>
+      <w:pPr>
+        <w:ind w:left="2400" w:hanging="480"/>
+      </w:pPr>
+    </w:lvl>
+    <w:lvl w:ilvl="5" w:tplc="0409001B" w:tentative="1">
+      <w:start w:val="1"/>
+      <w:numFmt w:val="lowerRoman"/>
+      <w:lvlText w:val="%6."/>
+      <w:lvlJc w:val="right"/>
+      <w:pPr>
+        <w:ind w:left="2880" w:hanging="480"/>
+      </w:pPr>
+    </w:lvl>
+    <w:lvl w:ilvl="6" w:tplc="0409000F" w:tentative="1">
+      <w:start w:val="1"/>
+      <w:numFmt w:val="decimal"/>
+      <w:lvlText w:val="%7."/>
+      <w:lvlJc w:val="left"/>
+      <w:pPr>
+        <w:ind w:left="3360" w:hanging="480"/>
+      </w:pPr>
+    </w:lvl>
+    <w:lvl w:ilvl="7" w:tplc="04090019" w:tentative="1">
+      <w:start w:val="1"/>
+      <w:numFmt w:val="ideographTraditional"/>
+      <w:lvlText w:val="%8、"/>
+      <w:lvlJc w:val="left"/>
+      <w:pPr>
+        <w:ind w:left="3840" w:hanging="480"/>
+      </w:pPr>
+    </w:lvl>
+    <w:lvl w:ilvl="8" w:tplc="0409001B" w:tentative="1">
+      <w:start w:val="1"/>
+      <w:numFmt w:val="lowerRoman"/>
+      <w:lvlText w:val="%9."/>
+      <w:lvlJc w:val="right"/>
+      <w:pPr>
+        <w:ind w:left="4320" w:hanging="480"/>
+      </w:pPr>
+    </w:lvl>
+  </w:abstractNum>
+  <w:abstractNum w:abstractNumId="9" w15:restartNumberingAfterBreak="0">
     <w:nsid w:val="181768EF"/>
     <w:multiLevelType w:val="hybridMultilevel"/>
     <w:tmpl w:val="A5A4206C"/>
@@ -3257,7 +2918,7 @@
       </w:rPr>
     </w:lvl>
   </w:abstractNum>
-  <w:abstractNum w:abstractNumId="9" w15:restartNumberingAfterBreak="0">
+  <w:abstractNum w:abstractNumId="10" w15:restartNumberingAfterBreak="0">
     <w:nsid w:val="1BB474D9"/>
     <w:multiLevelType w:val="hybridMultilevel"/>
     <w:tmpl w:val="01427AA6"/>
@@ -3370,7 +3031,7 @@
       </w:rPr>
     </w:lvl>
   </w:abstractNum>
-  <w:abstractNum w:abstractNumId="10" w15:restartNumberingAfterBreak="0">
+  <w:abstractNum w:abstractNumId="11" w15:restartNumberingAfterBreak="0">
     <w:nsid w:val="1CFF2262"/>
     <w:multiLevelType w:val="hybridMultilevel"/>
     <w:tmpl w:val="A00C7B90"/>
@@ -3483,7 +3144,7 @@
       </w:rPr>
     </w:lvl>
   </w:abstractNum>
-  <w:abstractNum w:abstractNumId="11" w15:restartNumberingAfterBreak="0">
+  <w:abstractNum w:abstractNumId="12" w15:restartNumberingAfterBreak="0">
     <w:nsid w:val="23151F18"/>
     <w:multiLevelType w:val="hybridMultilevel"/>
     <w:tmpl w:val="F65494B0"/>
@@ -3572,7 +3233,7 @@
       </w:pPr>
     </w:lvl>
   </w:abstractNum>
-  <w:abstractNum w:abstractNumId="12" w15:restartNumberingAfterBreak="0">
+  <w:abstractNum w:abstractNumId="13" w15:restartNumberingAfterBreak="0">
     <w:nsid w:val="25295FDB"/>
     <w:multiLevelType w:val="hybridMultilevel"/>
     <w:tmpl w:val="93C4289C"/>
@@ -3685,7 +3346,7 @@
       </w:rPr>
     </w:lvl>
   </w:abstractNum>
-  <w:abstractNum w:abstractNumId="13" w15:restartNumberingAfterBreak="0">
+  <w:abstractNum w:abstractNumId="14" w15:restartNumberingAfterBreak="0">
     <w:nsid w:val="26B659BE"/>
     <w:multiLevelType w:val="hybridMultilevel"/>
     <w:tmpl w:val="325682B6"/>
@@ -3798,7 +3459,7 @@
       </w:rPr>
     </w:lvl>
   </w:abstractNum>
-  <w:abstractNum w:abstractNumId="14" w15:restartNumberingAfterBreak="0">
+  <w:abstractNum w:abstractNumId="15" w15:restartNumberingAfterBreak="0">
     <w:nsid w:val="29205D0F"/>
     <w:multiLevelType w:val="hybridMultilevel"/>
     <w:tmpl w:val="8C32F542"/>
@@ -3911,7 +3572,7 @@
       </w:rPr>
     </w:lvl>
   </w:abstractNum>
-  <w:abstractNum w:abstractNumId="15" w15:restartNumberingAfterBreak="0">
+  <w:abstractNum w:abstractNumId="16" w15:restartNumberingAfterBreak="0">
     <w:nsid w:val="29584AD2"/>
     <w:multiLevelType w:val="hybridMultilevel"/>
     <w:tmpl w:val="18C6B87C"/>
@@ -4000,7 +3661,7 @@
       </w:pPr>
     </w:lvl>
   </w:abstractNum>
-  <w:abstractNum w:abstractNumId="16" w15:restartNumberingAfterBreak="0">
+  <w:abstractNum w:abstractNumId="17" w15:restartNumberingAfterBreak="0">
     <w:nsid w:val="2FCA0C33"/>
     <w:multiLevelType w:val="hybridMultilevel"/>
     <w:tmpl w:val="37C88546"/>
@@ -4113,7 +3774,7 @@
       </w:rPr>
     </w:lvl>
   </w:abstractNum>
-  <w:abstractNum w:abstractNumId="17" w15:restartNumberingAfterBreak="0">
+  <w:abstractNum w:abstractNumId="18" w15:restartNumberingAfterBreak="0">
     <w:nsid w:val="304C02DE"/>
     <w:multiLevelType w:val="hybridMultilevel"/>
     <w:tmpl w:val="E7FC5706"/>
@@ -4199,7 +3860,7 @@
       </w:pPr>
     </w:lvl>
   </w:abstractNum>
-  <w:abstractNum w:abstractNumId="18" w15:restartNumberingAfterBreak="0">
+  <w:abstractNum w:abstractNumId="19" w15:restartNumberingAfterBreak="0">
     <w:nsid w:val="31BB0ED9"/>
     <w:multiLevelType w:val="hybridMultilevel"/>
     <w:tmpl w:val="AA028AF2"/>
@@ -4312,7 +3973,7 @@
       </w:rPr>
     </w:lvl>
   </w:abstractNum>
-  <w:abstractNum w:abstractNumId="19" w15:restartNumberingAfterBreak="0">
+  <w:abstractNum w:abstractNumId="20" w15:restartNumberingAfterBreak="0">
     <w:nsid w:val="322D1D43"/>
     <w:multiLevelType w:val="hybridMultilevel"/>
     <w:tmpl w:val="747070B4"/>
@@ -4401,7 +4062,7 @@
       </w:pPr>
     </w:lvl>
   </w:abstractNum>
-  <w:abstractNum w:abstractNumId="20" w15:restartNumberingAfterBreak="0">
+  <w:abstractNum w:abstractNumId="21" w15:restartNumberingAfterBreak="0">
     <w:nsid w:val="3A080BE8"/>
     <w:multiLevelType w:val="hybridMultilevel"/>
     <w:tmpl w:val="4F922A88"/>
@@ -4514,7 +4175,7 @@
       </w:rPr>
     </w:lvl>
   </w:abstractNum>
-  <w:abstractNum w:abstractNumId="21" w15:restartNumberingAfterBreak="0">
+  <w:abstractNum w:abstractNumId="22" w15:restartNumberingAfterBreak="0">
     <w:nsid w:val="3AF76006"/>
     <w:multiLevelType w:val="hybridMultilevel"/>
     <w:tmpl w:val="1C543DF4"/>
@@ -4627,7 +4288,7 @@
       </w:rPr>
     </w:lvl>
   </w:abstractNum>
-  <w:abstractNum w:abstractNumId="22" w15:restartNumberingAfterBreak="0">
+  <w:abstractNum w:abstractNumId="23" w15:restartNumberingAfterBreak="0">
     <w:nsid w:val="3C0846AA"/>
     <w:multiLevelType w:val="hybridMultilevel"/>
     <w:tmpl w:val="66CC1C0C"/>
@@ -4740,7 +4401,7 @@
       </w:rPr>
     </w:lvl>
   </w:abstractNum>
-  <w:abstractNum w:abstractNumId="23" w15:restartNumberingAfterBreak="0">
+  <w:abstractNum w:abstractNumId="24" w15:restartNumberingAfterBreak="0">
     <w:nsid w:val="3E824855"/>
     <w:multiLevelType w:val="hybridMultilevel"/>
     <w:tmpl w:val="546667B8"/>
@@ -4826,7 +4487,7 @@
       </w:pPr>
     </w:lvl>
   </w:abstractNum>
-  <w:abstractNum w:abstractNumId="24" w15:restartNumberingAfterBreak="0">
+  <w:abstractNum w:abstractNumId="25" w15:restartNumberingAfterBreak="0">
     <w:nsid w:val="454D64C2"/>
     <w:multiLevelType w:val="hybridMultilevel"/>
     <w:tmpl w:val="5AC49A4A"/>
@@ -4912,7 +4573,7 @@
       </w:pPr>
     </w:lvl>
   </w:abstractNum>
-  <w:abstractNum w:abstractNumId="25" w15:restartNumberingAfterBreak="0">
+  <w:abstractNum w:abstractNumId="26" w15:restartNumberingAfterBreak="0">
     <w:nsid w:val="48093445"/>
     <w:multiLevelType w:val="hybridMultilevel"/>
     <w:tmpl w:val="F314D0C6"/>
@@ -5001,7 +4662,7 @@
       </w:pPr>
     </w:lvl>
   </w:abstractNum>
-  <w:abstractNum w:abstractNumId="26" w15:restartNumberingAfterBreak="0">
+  <w:abstractNum w:abstractNumId="27" w15:restartNumberingAfterBreak="0">
     <w:nsid w:val="4B0C6092"/>
     <w:multiLevelType w:val="hybridMultilevel"/>
     <w:tmpl w:val="0B564076"/>
@@ -5087,7 +4748,7 @@
       </w:pPr>
     </w:lvl>
   </w:abstractNum>
-  <w:abstractNum w:abstractNumId="27" w15:restartNumberingAfterBreak="0">
+  <w:abstractNum w:abstractNumId="28" w15:restartNumberingAfterBreak="0">
     <w:nsid w:val="4C453EEA"/>
     <w:multiLevelType w:val="hybridMultilevel"/>
     <w:tmpl w:val="BF0A7390"/>
@@ -5173,7 +4834,7 @@
       </w:pPr>
     </w:lvl>
   </w:abstractNum>
-  <w:abstractNum w:abstractNumId="28" w15:restartNumberingAfterBreak="0">
+  <w:abstractNum w:abstractNumId="29" w15:restartNumberingAfterBreak="0">
     <w:nsid w:val="4D8D6A24"/>
     <w:multiLevelType w:val="hybridMultilevel"/>
     <w:tmpl w:val="B0369C98"/>
@@ -5262,7 +4923,7 @@
       </w:pPr>
     </w:lvl>
   </w:abstractNum>
-  <w:abstractNum w:abstractNumId="29" w15:restartNumberingAfterBreak="0">
+  <w:abstractNum w:abstractNumId="30" w15:restartNumberingAfterBreak="0">
     <w:nsid w:val="538728E4"/>
     <w:multiLevelType w:val="hybridMultilevel"/>
     <w:tmpl w:val="97C4A9C2"/>
@@ -5351,7 +5012,7 @@
       </w:pPr>
     </w:lvl>
   </w:abstractNum>
-  <w:abstractNum w:abstractNumId="30" w15:restartNumberingAfterBreak="0">
+  <w:abstractNum w:abstractNumId="31" w15:restartNumberingAfterBreak="0">
     <w:nsid w:val="545469C8"/>
     <w:multiLevelType w:val="hybridMultilevel"/>
     <w:tmpl w:val="08EECFE6"/>
@@ -5464,7 +5125,7 @@
       </w:rPr>
     </w:lvl>
   </w:abstractNum>
-  <w:abstractNum w:abstractNumId="31" w15:restartNumberingAfterBreak="0">
+  <w:abstractNum w:abstractNumId="32" w15:restartNumberingAfterBreak="0">
     <w:nsid w:val="582E34A7"/>
     <w:multiLevelType w:val="hybridMultilevel"/>
     <w:tmpl w:val="0756D13A"/>
@@ -5550,7 +5211,120 @@
       </w:pPr>
     </w:lvl>
   </w:abstractNum>
-  <w:abstractNum w:abstractNumId="32" w15:restartNumberingAfterBreak="0">
+  <w:abstractNum w:abstractNumId="33" w15:restartNumberingAfterBreak="0">
+    <w:nsid w:val="5B2724FD"/>
+    <w:multiLevelType w:val="hybridMultilevel"/>
+    <w:tmpl w:val="8B222F02"/>
+    <w:lvl w:ilvl="0" w:tplc="04090003">
+      <w:start w:val="1"/>
+      <w:numFmt w:val="bullet"/>
+      <w:lvlText w:val=""/>
+      <w:lvlJc w:val="left"/>
+      <w:pPr>
+        <w:ind w:left="906" w:hanging="480"/>
+      </w:pPr>
+      <w:rPr>
+        <w:rFonts w:ascii="Wingdings" w:hAnsi="Wingdings" w:hint="default"/>
+      </w:rPr>
+    </w:lvl>
+    <w:lvl w:ilvl="1" w:tplc="04090003" w:tentative="1">
+      <w:start w:val="1"/>
+      <w:numFmt w:val="bullet"/>
+      <w:lvlText w:val=""/>
+      <w:lvlJc w:val="left"/>
+      <w:pPr>
+        <w:ind w:left="1386" w:hanging="480"/>
+      </w:pPr>
+      <w:rPr>
+        <w:rFonts w:ascii="Wingdings" w:hAnsi="Wingdings" w:hint="default"/>
+      </w:rPr>
+    </w:lvl>
+    <w:lvl w:ilvl="2" w:tplc="04090005" w:tentative="1">
+      <w:start w:val="1"/>
+      <w:numFmt w:val="bullet"/>
+      <w:lvlText w:val=""/>
+      <w:lvlJc w:val="left"/>
+      <w:pPr>
+        <w:ind w:left="1866" w:hanging="480"/>
+      </w:pPr>
+      <w:rPr>
+        <w:rFonts w:ascii="Wingdings" w:hAnsi="Wingdings" w:hint="default"/>
+      </w:rPr>
+    </w:lvl>
+    <w:lvl w:ilvl="3" w:tplc="04090001" w:tentative="1">
+      <w:start w:val="1"/>
+      <w:numFmt w:val="bullet"/>
+      <w:lvlText w:val=""/>
+      <w:lvlJc w:val="left"/>
+      <w:pPr>
+        <w:ind w:left="2346" w:hanging="480"/>
+      </w:pPr>
+      <w:rPr>
+        <w:rFonts w:ascii="Wingdings" w:hAnsi="Wingdings" w:hint="default"/>
+      </w:rPr>
+    </w:lvl>
+    <w:lvl w:ilvl="4" w:tplc="04090003" w:tentative="1">
+      <w:start w:val="1"/>
+      <w:numFmt w:val="bullet"/>
+      <w:lvlText w:val=""/>
+      <w:lvlJc w:val="left"/>
+      <w:pPr>
+        <w:ind w:left="2826" w:hanging="480"/>
+      </w:pPr>
+      <w:rPr>
+        <w:rFonts w:ascii="Wingdings" w:hAnsi="Wingdings" w:hint="default"/>
+      </w:rPr>
+    </w:lvl>
+    <w:lvl w:ilvl="5" w:tplc="04090005" w:tentative="1">
+      <w:start w:val="1"/>
+      <w:numFmt w:val="bullet"/>
+      <w:lvlText w:val=""/>
+      <w:lvlJc w:val="left"/>
+      <w:pPr>
+        <w:ind w:left="3306" w:hanging="480"/>
+      </w:pPr>
+      <w:rPr>
+        <w:rFonts w:ascii="Wingdings" w:hAnsi="Wingdings" w:hint="default"/>
+      </w:rPr>
+    </w:lvl>
+    <w:lvl w:ilvl="6" w:tplc="04090001" w:tentative="1">
+      <w:start w:val="1"/>
+      <w:numFmt w:val="bullet"/>
+      <w:lvlText w:val=""/>
+      <w:lvlJc w:val="left"/>
+      <w:pPr>
+        <w:ind w:left="3786" w:hanging="480"/>
+      </w:pPr>
+      <w:rPr>
+        <w:rFonts w:ascii="Wingdings" w:hAnsi="Wingdings" w:hint="default"/>
+      </w:rPr>
+    </w:lvl>
+    <w:lvl w:ilvl="7" w:tplc="04090003" w:tentative="1">
+      <w:start w:val="1"/>
+      <w:numFmt w:val="bullet"/>
+      <w:lvlText w:val=""/>
+      <w:lvlJc w:val="left"/>
+      <w:pPr>
+        <w:ind w:left="4266" w:hanging="480"/>
+      </w:pPr>
+      <w:rPr>
+        <w:rFonts w:ascii="Wingdings" w:hAnsi="Wingdings" w:hint="default"/>
+      </w:rPr>
+    </w:lvl>
+    <w:lvl w:ilvl="8" w:tplc="04090005" w:tentative="1">
+      <w:start w:val="1"/>
+      <w:numFmt w:val="bullet"/>
+      <w:lvlText w:val=""/>
+      <w:lvlJc w:val="left"/>
+      <w:pPr>
+        <w:ind w:left="4746" w:hanging="480"/>
+      </w:pPr>
+      <w:rPr>
+        <w:rFonts w:ascii="Wingdings" w:hAnsi="Wingdings" w:hint="default"/>
+      </w:rPr>
+    </w:lvl>
+  </w:abstractNum>
+  <w:abstractNum w:abstractNumId="34" w15:restartNumberingAfterBreak="0">
     <w:nsid w:val="5C0D296D"/>
     <w:multiLevelType w:val="hybridMultilevel"/>
     <w:tmpl w:val="F1DE8324"/>
@@ -5663,7 +5437,7 @@
       </w:rPr>
     </w:lvl>
   </w:abstractNum>
-  <w:abstractNum w:abstractNumId="33" w15:restartNumberingAfterBreak="0">
+  <w:abstractNum w:abstractNumId="35" w15:restartNumberingAfterBreak="0">
     <w:nsid w:val="5CD77466"/>
     <w:multiLevelType w:val="hybridMultilevel"/>
     <w:tmpl w:val="9CF61630"/>
@@ -5749,7 +5523,7 @@
       </w:pPr>
     </w:lvl>
   </w:abstractNum>
-  <w:abstractNum w:abstractNumId="34" w15:restartNumberingAfterBreak="0">
+  <w:abstractNum w:abstractNumId="36" w15:restartNumberingAfterBreak="0">
     <w:nsid w:val="5EFE7DE2"/>
     <w:multiLevelType w:val="hybridMultilevel"/>
     <w:tmpl w:val="3B0A68E0"/>
@@ -5862,7 +5636,7 @@
       </w:rPr>
     </w:lvl>
   </w:abstractNum>
-  <w:abstractNum w:abstractNumId="35" w15:restartNumberingAfterBreak="0">
+  <w:abstractNum w:abstractNumId="37" w15:restartNumberingAfterBreak="0">
     <w:nsid w:val="5FF200C3"/>
     <w:multiLevelType w:val="hybridMultilevel"/>
     <w:tmpl w:val="035C4DA0"/>
@@ -5951,7 +5725,7 @@
       </w:pPr>
     </w:lvl>
   </w:abstractNum>
-  <w:abstractNum w:abstractNumId="36" w15:restartNumberingAfterBreak="0">
+  <w:abstractNum w:abstractNumId="38" w15:restartNumberingAfterBreak="0">
     <w:nsid w:val="60793F8E"/>
     <w:multiLevelType w:val="hybridMultilevel"/>
     <w:tmpl w:val="BD1437BA"/>
@@ -6064,7 +5838,93 @@
       </w:rPr>
     </w:lvl>
   </w:abstractNum>
-  <w:abstractNum w:abstractNumId="37" w15:restartNumberingAfterBreak="0">
+  <w:abstractNum w:abstractNumId="39" w15:restartNumberingAfterBreak="0">
+    <w:nsid w:val="60F02AFE"/>
+    <w:multiLevelType w:val="hybridMultilevel"/>
+    <w:tmpl w:val="35767920"/>
+    <w:lvl w:ilvl="0" w:tplc="0409000F">
+      <w:start w:val="1"/>
+      <w:numFmt w:val="decimal"/>
+      <w:lvlText w:val="%1."/>
+      <w:lvlJc w:val="left"/>
+      <w:pPr>
+        <w:ind w:left="480" w:hanging="480"/>
+      </w:pPr>
+    </w:lvl>
+    <w:lvl w:ilvl="1" w:tplc="04090019" w:tentative="1">
+      <w:start w:val="1"/>
+      <w:numFmt w:val="ideographTraditional"/>
+      <w:lvlText w:val="%2、"/>
+      <w:lvlJc w:val="left"/>
+      <w:pPr>
+        <w:ind w:left="960" w:hanging="480"/>
+      </w:pPr>
+    </w:lvl>
+    <w:lvl w:ilvl="2" w:tplc="0409001B" w:tentative="1">
+      <w:start w:val="1"/>
+      <w:numFmt w:val="lowerRoman"/>
+      <w:lvlText w:val="%3."/>
+      <w:lvlJc w:val="right"/>
+      <w:pPr>
+        <w:ind w:left="1440" w:hanging="480"/>
+      </w:pPr>
+    </w:lvl>
+    <w:lvl w:ilvl="3" w:tplc="0409000F" w:tentative="1">
+      <w:start w:val="1"/>
+      <w:numFmt w:val="decimal"/>
+      <w:lvlText w:val="%4."/>
+      <w:lvlJc w:val="left"/>
+      <w:pPr>
+        <w:ind w:left="1920" w:hanging="480"/>
+      </w:pPr>
+    </w:lvl>
+    <w:lvl w:ilvl="4" w:tplc="04090019" w:tentative="1">
+      <w:start w:val="1"/>
+      <w:numFmt w:val="ideographTraditional"/>
+      <w:lvlText w:val="%5、"/>
+      <w:lvlJc w:val="left"/>
+      <w:pPr>
+        <w:ind w:left="2400" w:hanging="480"/>
+      </w:pPr>
+    </w:lvl>
+    <w:lvl w:ilvl="5" w:tplc="0409001B" w:tentative="1">
+      <w:start w:val="1"/>
+      <w:numFmt w:val="lowerRoman"/>
+      <w:lvlText w:val="%6."/>
+      <w:lvlJc w:val="right"/>
+      <w:pPr>
+        <w:ind w:left="2880" w:hanging="480"/>
+      </w:pPr>
+    </w:lvl>
+    <w:lvl w:ilvl="6" w:tplc="0409000F" w:tentative="1">
+      <w:start w:val="1"/>
+      <w:numFmt w:val="decimal"/>
+      <w:lvlText w:val="%7."/>
+      <w:lvlJc w:val="left"/>
+      <w:pPr>
+        <w:ind w:left="3360" w:hanging="480"/>
+      </w:pPr>
+    </w:lvl>
+    <w:lvl w:ilvl="7" w:tplc="04090019" w:tentative="1">
+      <w:start w:val="1"/>
+      <w:numFmt w:val="ideographTraditional"/>
+      <w:lvlText w:val="%8、"/>
+      <w:lvlJc w:val="left"/>
+      <w:pPr>
+        <w:ind w:left="3840" w:hanging="480"/>
+      </w:pPr>
+    </w:lvl>
+    <w:lvl w:ilvl="8" w:tplc="0409001B" w:tentative="1">
+      <w:start w:val="1"/>
+      <w:numFmt w:val="lowerRoman"/>
+      <w:lvlText w:val="%9."/>
+      <w:lvlJc w:val="right"/>
+      <w:pPr>
+        <w:ind w:left="4320" w:hanging="480"/>
+      </w:pPr>
+    </w:lvl>
+  </w:abstractNum>
+  <w:abstractNum w:abstractNumId="40" w15:restartNumberingAfterBreak="0">
     <w:nsid w:val="6A3128B9"/>
     <w:multiLevelType w:val="hybridMultilevel"/>
     <w:tmpl w:val="868C1276"/>
@@ -6153,7 +6013,7 @@
       </w:pPr>
     </w:lvl>
   </w:abstractNum>
-  <w:abstractNum w:abstractNumId="38" w15:restartNumberingAfterBreak="0">
+  <w:abstractNum w:abstractNumId="41" w15:restartNumberingAfterBreak="0">
     <w:nsid w:val="6F166BDC"/>
     <w:multiLevelType w:val="hybridMultilevel"/>
     <w:tmpl w:val="2ED2A290"/>
@@ -6239,7 +6099,7 @@
       </w:pPr>
     </w:lvl>
   </w:abstractNum>
-  <w:abstractNum w:abstractNumId="39" w15:restartNumberingAfterBreak="0">
+  <w:abstractNum w:abstractNumId="42" w15:restartNumberingAfterBreak="0">
     <w:nsid w:val="770B3824"/>
     <w:multiLevelType w:val="hybridMultilevel"/>
     <w:tmpl w:val="DC38D608"/>
@@ -6352,7 +6212,7 @@
       </w:rPr>
     </w:lvl>
   </w:abstractNum>
-  <w:abstractNum w:abstractNumId="40" w15:restartNumberingAfterBreak="0">
+  <w:abstractNum w:abstractNumId="43" w15:restartNumberingAfterBreak="0">
     <w:nsid w:val="7AEF7738"/>
     <w:multiLevelType w:val="hybridMultilevel"/>
     <w:tmpl w:val="BD4EF894"/>
@@ -6441,7 +6301,7 @@
       </w:pPr>
     </w:lvl>
   </w:abstractNum>
-  <w:abstractNum w:abstractNumId="41" w15:restartNumberingAfterBreak="0">
+  <w:abstractNum w:abstractNumId="44" w15:restartNumberingAfterBreak="0">
     <w:nsid w:val="7CF06641"/>
     <w:multiLevelType w:val="hybridMultilevel"/>
     <w:tmpl w:val="38987BB6"/>
@@ -6554,7 +6414,7 @@
       </w:rPr>
     </w:lvl>
   </w:abstractNum>
-  <w:abstractNum w:abstractNumId="42" w15:restartNumberingAfterBreak="0">
+  <w:abstractNum w:abstractNumId="45" w15:restartNumberingAfterBreak="0">
     <w:nsid w:val="7ED21F2D"/>
     <w:multiLevelType w:val="hybridMultilevel"/>
     <w:tmpl w:val="67B28E22"/>
@@ -6640,134 +6500,143 @@
       </w:pPr>
     </w:lvl>
   </w:abstractNum>
-  <w:num w:numId="1" w16cid:durableId="1094857658">
+  <w:num w:numId="1">
+    <w:abstractNumId w:val="38"/>
+  </w:num>
+  <w:num w:numId="2">
+    <w:abstractNumId w:val="11"/>
+  </w:num>
+  <w:num w:numId="3">
+    <w:abstractNumId w:val="1"/>
+  </w:num>
+  <w:num w:numId="4">
+    <w:abstractNumId w:val="16"/>
+  </w:num>
+  <w:num w:numId="5">
+    <w:abstractNumId w:val="25"/>
+  </w:num>
+  <w:num w:numId="6">
+    <w:abstractNumId w:val="42"/>
+  </w:num>
+  <w:num w:numId="7">
+    <w:abstractNumId w:val="5"/>
+  </w:num>
+  <w:num w:numId="8">
+    <w:abstractNumId w:val="45"/>
+  </w:num>
+  <w:num w:numId="9">
+    <w:abstractNumId w:val="27"/>
+  </w:num>
+  <w:num w:numId="10">
+    <w:abstractNumId w:val="37"/>
+  </w:num>
+  <w:num w:numId="11">
+    <w:abstractNumId w:val="6"/>
+  </w:num>
+  <w:num w:numId="12">
+    <w:abstractNumId w:val="3"/>
+  </w:num>
+  <w:num w:numId="13">
+    <w:abstractNumId w:val="12"/>
+  </w:num>
+  <w:num w:numId="14">
+    <w:abstractNumId w:val="29"/>
+  </w:num>
+  <w:num w:numId="15">
+    <w:abstractNumId w:val="23"/>
+  </w:num>
+  <w:num w:numId="16">
     <w:abstractNumId w:val="36"/>
   </w:num>
-  <w:num w:numId="2" w16cid:durableId="2141071104">
+  <w:num w:numId="17">
+    <w:abstractNumId w:val="41"/>
+  </w:num>
+  <w:num w:numId="18">
+    <w:abstractNumId w:val="13"/>
+  </w:num>
+  <w:num w:numId="19">
+    <w:abstractNumId w:val="28"/>
+  </w:num>
+  <w:num w:numId="20">
+    <w:abstractNumId w:val="26"/>
+  </w:num>
+  <w:num w:numId="21">
+    <w:abstractNumId w:val="20"/>
+  </w:num>
+  <w:num w:numId="22">
+    <w:abstractNumId w:val="43"/>
+  </w:num>
+  <w:num w:numId="23">
+    <w:abstractNumId w:val="24"/>
+  </w:num>
+  <w:num w:numId="24">
     <w:abstractNumId w:val="10"/>
   </w:num>
-  <w:num w:numId="3" w16cid:durableId="840506113">
-    <w:abstractNumId w:val="1"/>
+  <w:num w:numId="25">
+    <w:abstractNumId w:val="4"/>
   </w:num>
-  <w:num w:numId="4" w16cid:durableId="1466848097">
+  <w:num w:numId="26">
+    <w:abstractNumId w:val="14"/>
+  </w:num>
+  <w:num w:numId="27">
+    <w:abstractNumId w:val="2"/>
+  </w:num>
+  <w:num w:numId="28">
     <w:abstractNumId w:val="15"/>
   </w:num>
-  <w:num w:numId="5" w16cid:durableId="340668040">
-    <w:abstractNumId w:val="24"/>
+  <w:num w:numId="29">
+    <w:abstractNumId w:val="19"/>
   </w:num>
-  <w:num w:numId="6" w16cid:durableId="429744468">
-    <w:abstractNumId w:val="39"/>
+  <w:num w:numId="30">
+    <w:abstractNumId w:val="18"/>
   </w:num>
-  <w:num w:numId="7" w16cid:durableId="352419192">
-    <w:abstractNumId w:val="5"/>
+  <w:num w:numId="31">
+    <w:abstractNumId w:val="17"/>
   </w:num>
-  <w:num w:numId="8" w16cid:durableId="319164339">
-    <w:abstractNumId w:val="42"/>
+  <w:num w:numId="32">
+    <w:abstractNumId w:val="31"/>
   </w:num>
-  <w:num w:numId="9" w16cid:durableId="588347356">
-    <w:abstractNumId w:val="26"/>
+  <w:num w:numId="33">
+    <w:abstractNumId w:val="21"/>
   </w:num>
-  <w:num w:numId="10" w16cid:durableId="62795778">
+  <w:num w:numId="34">
+    <w:abstractNumId w:val="0"/>
+  </w:num>
+  <w:num w:numId="35">
+    <w:abstractNumId w:val="32"/>
+  </w:num>
+  <w:num w:numId="36">
+    <w:abstractNumId w:val="44"/>
+  </w:num>
+  <w:num w:numId="37">
+    <w:abstractNumId w:val="34"/>
+  </w:num>
+  <w:num w:numId="38">
+    <w:abstractNumId w:val="7"/>
+  </w:num>
+  <w:num w:numId="39">
     <w:abstractNumId w:val="35"/>
   </w:num>
-  <w:num w:numId="11" w16cid:durableId="1721856974">
-    <w:abstractNumId w:val="6"/>
+  <w:num w:numId="40">
+    <w:abstractNumId w:val="30"/>
   </w:num>
-  <w:num w:numId="12" w16cid:durableId="1851797261">
-    <w:abstractNumId w:val="3"/>
+  <w:num w:numId="41">
+    <w:abstractNumId w:val="40"/>
   </w:num>
-  <w:num w:numId="13" w16cid:durableId="340474609">
-    <w:abstractNumId w:val="11"/>
-  </w:num>
-  <w:num w:numId="14" w16cid:durableId="1642491870">
-    <w:abstractNumId w:val="28"/>
-  </w:num>
-  <w:num w:numId="15" w16cid:durableId="1243181083">
+  <w:num w:numId="42">
     <w:abstractNumId w:val="22"/>
   </w:num>
-  <w:num w:numId="16" w16cid:durableId="519665786">
-    <w:abstractNumId w:val="34"/>
-  </w:num>
-  <w:num w:numId="17" w16cid:durableId="1493326565">
-    <w:abstractNumId w:val="38"/>
-  </w:num>
-  <w:num w:numId="18" w16cid:durableId="1071536921">
-    <w:abstractNumId w:val="12"/>
-  </w:num>
-  <w:num w:numId="19" w16cid:durableId="1136683719">
-    <w:abstractNumId w:val="27"/>
-  </w:num>
-  <w:num w:numId="20" w16cid:durableId="1605306507">
-    <w:abstractNumId w:val="25"/>
-  </w:num>
-  <w:num w:numId="21" w16cid:durableId="594290217">
-    <w:abstractNumId w:val="19"/>
-  </w:num>
-  <w:num w:numId="22" w16cid:durableId="207958276">
-    <w:abstractNumId w:val="40"/>
-  </w:num>
-  <w:num w:numId="23" w16cid:durableId="1088768364">
-    <w:abstractNumId w:val="23"/>
-  </w:num>
-  <w:num w:numId="24" w16cid:durableId="1969847240">
+  <w:num w:numId="43">
     <w:abstractNumId w:val="9"/>
   </w:num>
-  <w:num w:numId="25" w16cid:durableId="2031829455">
-    <w:abstractNumId w:val="4"/>
+  <w:num w:numId="44">
+    <w:abstractNumId w:val="8"/>
   </w:num>
-  <w:num w:numId="26" w16cid:durableId="692613984">
-    <w:abstractNumId w:val="13"/>
-  </w:num>
-  <w:num w:numId="27" w16cid:durableId="233660822">
-    <w:abstractNumId w:val="2"/>
-  </w:num>
-  <w:num w:numId="28" w16cid:durableId="2031443599">
-    <w:abstractNumId w:val="14"/>
-  </w:num>
-  <w:num w:numId="29" w16cid:durableId="2110588962">
-    <w:abstractNumId w:val="18"/>
-  </w:num>
-  <w:num w:numId="30" w16cid:durableId="1137801075">
-    <w:abstractNumId w:val="17"/>
-  </w:num>
-  <w:num w:numId="31" w16cid:durableId="1018194305">
-    <w:abstractNumId w:val="16"/>
-  </w:num>
-  <w:num w:numId="32" w16cid:durableId="611939960">
-    <w:abstractNumId w:val="30"/>
-  </w:num>
-  <w:num w:numId="33" w16cid:durableId="236716178">
-    <w:abstractNumId w:val="20"/>
-  </w:num>
-  <w:num w:numId="34" w16cid:durableId="820073283">
-    <w:abstractNumId w:val="0"/>
-  </w:num>
-  <w:num w:numId="35" w16cid:durableId="183635608">
-    <w:abstractNumId w:val="31"/>
-  </w:num>
-  <w:num w:numId="36" w16cid:durableId="1183012011">
-    <w:abstractNumId w:val="41"/>
-  </w:num>
-  <w:num w:numId="37" w16cid:durableId="653877611">
-    <w:abstractNumId w:val="32"/>
-  </w:num>
-  <w:num w:numId="38" w16cid:durableId="98913629">
-    <w:abstractNumId w:val="7"/>
-  </w:num>
-  <w:num w:numId="39" w16cid:durableId="1037122351">
+  <w:num w:numId="45">
     <w:abstractNumId w:val="33"/>
   </w:num>
-  <w:num w:numId="40" w16cid:durableId="1942032397">
-    <w:abstractNumId w:val="29"/>
-  </w:num>
-  <w:num w:numId="41" w16cid:durableId="2095740523">
-    <w:abstractNumId w:val="37"/>
-  </w:num>
-  <w:num w:numId="42" w16cid:durableId="444084201">
-    <w:abstractNumId w:val="21"/>
-  </w:num>
-  <w:num w:numId="43" w16cid:durableId="556624326">
-    <w:abstractNumId w:val="8"/>
+  <w:num w:numId="46">
+    <w:abstractNumId w:val="39"/>
   </w:num>
 </w:numbering>
 </file>
